--- a/VSF_TR-12-ClientDeviceDiscoveryDraft.docx
+++ b/VSF_TR-12-ClientDeviceDiscoveryDraft.docx
@@ -702,7 +702,7 @@
           <w:sz w:val="44"/>
           <w:szCs w:val="44"/>
         </w:rPr>
-        <w:t>4</w:t>
+        <w:t>30</w:t>
       </w:r>
       <w:r>
         <w:rPr>
@@ -803,16 +803,7 @@
           <w:sz w:val="44"/>
           <w:szCs w:val="44"/>
         </w:rPr>
-        <w:t>0</w:t>
-      </w:r>
-      <w:r>
-        <w:rPr>
-          <w:rFonts w:asciiTheme="minorHAnsi" w:hAnsiTheme="minorHAnsi" w:cstheme="minorHAnsi"/>
-          <w:bCs/>
-          <w:sz w:val="44"/>
-          <w:szCs w:val="44"/>
-        </w:rPr>
-        <w:t>4</w:t>
+        <w:t>30</w:t>
       </w:r>
     </w:p>
     <w:p>
@@ -1301,8 +1292,8 @@
         </w:rPr>
       </w:pPr>
     </w:p>
-    <w:bookmarkStart w:id="2" w:name="_Ref62399810" w:displacedByCustomXml="next"/>
-    <w:bookmarkStart w:id="3" w:name="_Toc223523528" w:displacedByCustomXml="next"/>
+    <w:bookmarkStart w:id="2" w:name="_Toc228456622" w:displacedByCustomXml="next"/>
+    <w:bookmarkStart w:id="3" w:name="_Ref62399810" w:displacedByCustomXml="next"/>
     <w:sdt>
       <w:sdtPr>
         <w:rPr>
@@ -1382,7 +1373,7 @@
             </w:rPr>
             <w:fldChar w:fldCharType="separate"/>
           </w:r>
-          <w:hyperlink w:anchor="_Toc223523528" w:history="1">
+          <w:hyperlink w:anchor="_Toc228456622" w:history="1">
             <w:r>
               <w:rPr>
                 <w:rStyle w:val="Hyperlink"/>
@@ -1410,7 +1401,7 @@
                 <w:noProof/>
                 <w:webHidden/>
               </w:rPr>
-              <w:instrText xml:space="preserve"> PAGEREF _Toc223523528 \h </w:instrText>
+              <w:instrText xml:space="preserve"> PAGEREF _Toc228456622 \h </w:instrText>
             </w:r>
             <w:r>
               <w:rPr>
@@ -1455,7 +1446,7 @@
               <w14:ligatures w14:val="standardContextual"/>
             </w:rPr>
           </w:pPr>
-          <w:hyperlink w:anchor="_Toc223523529" w:history="1">
+          <w:hyperlink w:anchor="_Toc228456623" w:history="1">
             <w:r>
               <w:rPr>
                 <w:rStyle w:val="Hyperlink"/>
@@ -1501,7 +1492,7 @@
                 <w:noProof/>
                 <w:webHidden/>
               </w:rPr>
-              <w:instrText xml:space="preserve"> PAGEREF _Toc223523529 \h </w:instrText>
+              <w:instrText xml:space="preserve"> PAGEREF _Toc228456623 \h </w:instrText>
             </w:r>
             <w:r>
               <w:rPr>
@@ -1547,7 +1538,7 @@
               <w14:ligatures w14:val="standardContextual"/>
             </w:rPr>
           </w:pPr>
-          <w:hyperlink w:anchor="_Toc223523530" w:history="1">
+          <w:hyperlink w:anchor="_Toc228456624" w:history="1">
             <w:r>
               <w:rPr>
                 <w:rStyle w:val="Hyperlink"/>
@@ -1593,7 +1584,7 @@
                 <w:noProof/>
                 <w:webHidden/>
               </w:rPr>
-              <w:instrText xml:space="preserve"> PAGEREF _Toc223523530 \h </w:instrText>
+              <w:instrText xml:space="preserve"> PAGEREF _Toc228456624 \h </w:instrText>
             </w:r>
             <w:r>
               <w:rPr>
@@ -1639,7 +1630,7 @@
               <w14:ligatures w14:val="standardContextual"/>
             </w:rPr>
           </w:pPr>
-          <w:hyperlink w:anchor="_Toc223523531" w:history="1">
+          <w:hyperlink w:anchor="_Toc228456625" w:history="1">
             <w:r>
               <w:rPr>
                 <w:rStyle w:val="Hyperlink"/>
@@ -1685,7 +1676,7 @@
                 <w:noProof/>
                 <w:webHidden/>
               </w:rPr>
-              <w:instrText xml:space="preserve"> PAGEREF _Toc223523531 \h </w:instrText>
+              <w:instrText xml:space="preserve"> PAGEREF _Toc228456625 \h </w:instrText>
             </w:r>
             <w:r>
               <w:rPr>
@@ -1730,7 +1721,7 @@
               <w14:ligatures w14:val="standardContextual"/>
             </w:rPr>
           </w:pPr>
-          <w:hyperlink w:anchor="_Toc223523532" w:history="1">
+          <w:hyperlink w:anchor="_Toc228456626" w:history="1">
             <w:r>
               <w:rPr>
                 <w:rStyle w:val="Hyperlink"/>
@@ -1776,7 +1767,7 @@
                 <w:noProof/>
                 <w:webHidden/>
               </w:rPr>
-              <w:instrText xml:space="preserve"> PAGEREF _Toc223523532 \h </w:instrText>
+              <w:instrText xml:space="preserve"> PAGEREF _Toc228456626 \h </w:instrText>
             </w:r>
             <w:r>
               <w:rPr>
@@ -1821,7 +1812,7 @@
               <w14:ligatures w14:val="standardContextual"/>
             </w:rPr>
           </w:pPr>
-          <w:hyperlink w:anchor="_Toc223523533" w:history="1">
+          <w:hyperlink w:anchor="_Toc228456627" w:history="1">
             <w:r>
               <w:rPr>
                 <w:rStyle w:val="Hyperlink"/>
@@ -1867,7 +1858,7 @@
                 <w:noProof/>
                 <w:webHidden/>
               </w:rPr>
-              <w:instrText xml:space="preserve"> PAGEREF _Toc223523533 \h </w:instrText>
+              <w:instrText xml:space="preserve"> PAGEREF _Toc228456627 \h </w:instrText>
             </w:r>
             <w:r>
               <w:rPr>
@@ -1912,7 +1903,7 @@
               <w14:ligatures w14:val="standardContextual"/>
             </w:rPr>
           </w:pPr>
-          <w:hyperlink w:anchor="_Toc223523534" w:history="1">
+          <w:hyperlink w:anchor="_Toc228456628" w:history="1">
             <w:r>
               <w:rPr>
                 <w:rStyle w:val="Hyperlink"/>
@@ -1958,7 +1949,7 @@
                 <w:noProof/>
                 <w:webHidden/>
               </w:rPr>
-              <w:instrText xml:space="preserve"> PAGEREF _Toc223523534 \h </w:instrText>
+              <w:instrText xml:space="preserve"> PAGEREF _Toc228456628 \h </w:instrText>
             </w:r>
             <w:r>
               <w:rPr>
@@ -2003,7 +1994,7 @@
               <w14:ligatures w14:val="standardContextual"/>
             </w:rPr>
           </w:pPr>
-          <w:hyperlink w:anchor="_Toc223523535" w:history="1">
+          <w:hyperlink w:anchor="_Toc228456629" w:history="1">
             <w:r>
               <w:rPr>
                 <w:rStyle w:val="Hyperlink"/>
@@ -2049,7 +2040,7 @@
                 <w:noProof/>
                 <w:webHidden/>
               </w:rPr>
-              <w:instrText xml:space="preserve"> PAGEREF _Toc223523535 \h </w:instrText>
+              <w:instrText xml:space="preserve"> PAGEREF _Toc228456629 \h </w:instrText>
             </w:r>
             <w:r>
               <w:rPr>
@@ -2094,7 +2085,7 @@
               <w14:ligatures w14:val="standardContextual"/>
             </w:rPr>
           </w:pPr>
-          <w:hyperlink w:anchor="_Toc223523536" w:history="1">
+          <w:hyperlink w:anchor="_Toc228456630" w:history="1">
             <w:r>
               <w:rPr>
                 <w:rStyle w:val="Hyperlink"/>
@@ -2140,7 +2131,7 @@
                 <w:noProof/>
                 <w:webHidden/>
               </w:rPr>
-              <w:instrText xml:space="preserve"> PAGEREF _Toc223523536 \h </w:instrText>
+              <w:instrText xml:space="preserve"> PAGEREF _Toc228456630 \h </w:instrText>
             </w:r>
             <w:r>
               <w:rPr>
@@ -2186,7 +2177,7 @@
               <w14:ligatures w14:val="standardContextual"/>
             </w:rPr>
           </w:pPr>
-          <w:hyperlink w:anchor="_Toc223523537" w:history="1">
+          <w:hyperlink w:anchor="_Toc228456631" w:history="1">
             <w:r>
               <w:rPr>
                 <w:rStyle w:val="Hyperlink"/>
@@ -2232,7 +2223,7 @@
                 <w:noProof/>
                 <w:webHidden/>
               </w:rPr>
-              <w:instrText xml:space="preserve"> PAGEREF _Toc223523537 \h </w:instrText>
+              <w:instrText xml:space="preserve"> PAGEREF _Toc228456631 \h </w:instrText>
             </w:r>
             <w:r>
               <w:rPr>
@@ -2278,7 +2269,7 @@
               <w14:ligatures w14:val="standardContextual"/>
             </w:rPr>
           </w:pPr>
-          <w:hyperlink w:anchor="_Toc223523538" w:history="1">
+          <w:hyperlink w:anchor="_Toc228456632" w:history="1">
             <w:r>
               <w:rPr>
                 <w:rStyle w:val="Hyperlink"/>
@@ -2324,7 +2315,7 @@
                 <w:noProof/>
                 <w:webHidden/>
               </w:rPr>
-              <w:instrText xml:space="preserve"> PAGEREF _Toc223523538 \h </w:instrText>
+              <w:instrText xml:space="preserve"> PAGEREF _Toc228456632 \h </w:instrText>
             </w:r>
             <w:r>
               <w:rPr>
@@ -2344,7 +2335,7 @@
                 <w:noProof/>
                 <w:webHidden/>
               </w:rPr>
-              <w:t>11</w:t>
+              <w:t>12</w:t>
             </w:r>
             <w:r>
               <w:rPr>
@@ -2370,7 +2361,7 @@
               <w14:ligatures w14:val="standardContextual"/>
             </w:rPr>
           </w:pPr>
-          <w:hyperlink w:anchor="_Toc223523539" w:history="1">
+          <w:hyperlink w:anchor="_Toc228456633" w:history="1">
             <w:r>
               <w:rPr>
                 <w:rStyle w:val="Hyperlink"/>
@@ -2416,7 +2407,7 @@
                 <w:noProof/>
                 <w:webHidden/>
               </w:rPr>
-              <w:instrText xml:space="preserve"> PAGEREF _Toc223523539 \h </w:instrText>
+              <w:instrText xml:space="preserve"> PAGEREF _Toc228456633 \h </w:instrText>
             </w:r>
             <w:r>
               <w:rPr>
@@ -2461,7 +2452,7 @@
               <w14:ligatures w14:val="standardContextual"/>
             </w:rPr>
           </w:pPr>
-          <w:hyperlink w:anchor="_Toc223523540" w:history="1">
+          <w:hyperlink w:anchor="_Toc228456634" w:history="1">
             <w:r>
               <w:rPr>
                 <w:rStyle w:val="Hyperlink"/>
@@ -2507,7 +2498,7 @@
                 <w:noProof/>
                 <w:webHidden/>
               </w:rPr>
-              <w:instrText xml:space="preserve"> PAGEREF _Toc223523540 \h </w:instrText>
+              <w:instrText xml:space="preserve"> PAGEREF _Toc228456634 \h </w:instrText>
             </w:r>
             <w:r>
               <w:rPr>
@@ -2553,7 +2544,7 @@
               <w14:ligatures w14:val="standardContextual"/>
             </w:rPr>
           </w:pPr>
-          <w:hyperlink w:anchor="_Toc223523541" w:history="1">
+          <w:hyperlink w:anchor="_Toc228456635" w:history="1">
             <w:r>
               <w:rPr>
                 <w:rStyle w:val="Hyperlink"/>
@@ -2599,7 +2590,7 @@
                 <w:noProof/>
                 <w:webHidden/>
               </w:rPr>
-              <w:instrText xml:space="preserve"> PAGEREF _Toc223523541 \h </w:instrText>
+              <w:instrText xml:space="preserve"> PAGEREF _Toc228456635 \h </w:instrText>
             </w:r>
             <w:r>
               <w:rPr>
@@ -2645,7 +2636,7 @@
               <w14:ligatures w14:val="standardContextual"/>
             </w:rPr>
           </w:pPr>
-          <w:hyperlink w:anchor="_Toc223523542" w:history="1">
+          <w:hyperlink w:anchor="_Toc228456636" w:history="1">
             <w:r>
               <w:rPr>
                 <w:rStyle w:val="Hyperlink"/>
@@ -2691,7 +2682,7 @@
                 <w:noProof/>
                 <w:webHidden/>
               </w:rPr>
-              <w:instrText xml:space="preserve"> PAGEREF _Toc223523542 \h </w:instrText>
+              <w:instrText xml:space="preserve"> PAGEREF _Toc228456636 \h </w:instrText>
             </w:r>
             <w:r>
               <w:rPr>
@@ -2737,7 +2728,7 @@
               <w14:ligatures w14:val="standardContextual"/>
             </w:rPr>
           </w:pPr>
-          <w:hyperlink w:anchor="_Toc223523543" w:history="1">
+          <w:hyperlink w:anchor="_Toc228456637" w:history="1">
             <w:r>
               <w:rPr>
                 <w:rStyle w:val="Hyperlink"/>
@@ -2783,7 +2774,7 @@
                 <w:noProof/>
                 <w:webHidden/>
               </w:rPr>
-              <w:instrText xml:space="preserve"> PAGEREF _Toc223523543 \h </w:instrText>
+              <w:instrText xml:space="preserve"> PAGEREF _Toc228456637 \h </w:instrText>
             </w:r>
             <w:r>
               <w:rPr>
@@ -2829,7 +2820,7 @@
               <w14:ligatures w14:val="standardContextual"/>
             </w:rPr>
           </w:pPr>
-          <w:hyperlink w:anchor="_Toc223523544" w:history="1">
+          <w:hyperlink w:anchor="_Toc228456638" w:history="1">
             <w:r>
               <w:rPr>
                 <w:rStyle w:val="Hyperlink"/>
@@ -2875,7 +2866,7 @@
                 <w:noProof/>
                 <w:webHidden/>
               </w:rPr>
-              <w:instrText xml:space="preserve"> PAGEREF _Toc223523544 \h </w:instrText>
+              <w:instrText xml:space="preserve"> PAGEREF _Toc228456638 \h </w:instrText>
             </w:r>
             <w:r>
               <w:rPr>
@@ -2895,7 +2886,7 @@
                 <w:noProof/>
                 <w:webHidden/>
               </w:rPr>
-              <w:t>13</w:t>
+              <w:t>14</w:t>
             </w:r>
             <w:r>
               <w:rPr>
@@ -2921,7 +2912,7 @@
               <w14:ligatures w14:val="standardContextual"/>
             </w:rPr>
           </w:pPr>
-          <w:hyperlink w:anchor="_Toc223523545" w:history="1">
+          <w:hyperlink w:anchor="_Toc228456639" w:history="1">
             <w:r>
               <w:rPr>
                 <w:rStyle w:val="Hyperlink"/>
@@ -2967,7 +2958,7 @@
                 <w:noProof/>
                 <w:webHidden/>
               </w:rPr>
-              <w:instrText xml:space="preserve"> PAGEREF _Toc223523545 \h </w:instrText>
+              <w:instrText xml:space="preserve"> PAGEREF _Toc228456639 \h </w:instrText>
             </w:r>
             <w:r>
               <w:rPr>
@@ -2987,7 +2978,7 @@
                 <w:noProof/>
                 <w:webHidden/>
               </w:rPr>
-              <w:t>14</w:t>
+              <w:t>15</w:t>
             </w:r>
             <w:r>
               <w:rPr>
@@ -3013,7 +3004,7 @@
               <w14:ligatures w14:val="standardContextual"/>
             </w:rPr>
           </w:pPr>
-          <w:hyperlink w:anchor="_Toc223523546" w:history="1">
+          <w:hyperlink w:anchor="_Toc228456640" w:history="1">
             <w:r>
               <w:rPr>
                 <w:rStyle w:val="Hyperlink"/>
@@ -3059,7 +3050,7 @@
                 <w:noProof/>
                 <w:webHidden/>
               </w:rPr>
-              <w:instrText xml:space="preserve"> PAGEREF _Toc223523546 \h </w:instrText>
+              <w:instrText xml:space="preserve"> PAGEREF _Toc228456640 \h </w:instrText>
             </w:r>
             <w:r>
               <w:rPr>
@@ -3079,7 +3070,7 @@
                 <w:noProof/>
                 <w:webHidden/>
               </w:rPr>
-              <w:t>14</w:t>
+              <w:t>15</w:t>
             </w:r>
             <w:r>
               <w:rPr>
@@ -3105,7 +3096,7 @@
               <w14:ligatures w14:val="standardContextual"/>
             </w:rPr>
           </w:pPr>
-          <w:hyperlink w:anchor="_Toc223523547" w:history="1">
+          <w:hyperlink w:anchor="_Toc228456641" w:history="1">
             <w:r>
               <w:rPr>
                 <w:rStyle w:val="Hyperlink"/>
@@ -3151,7 +3142,7 @@
                 <w:noProof/>
                 <w:webHidden/>
               </w:rPr>
-              <w:instrText xml:space="preserve"> PAGEREF _Toc223523547 \h </w:instrText>
+              <w:instrText xml:space="preserve"> PAGEREF _Toc228456641 \h </w:instrText>
             </w:r>
             <w:r>
               <w:rPr>
@@ -3171,7 +3162,7 @@
                 <w:noProof/>
                 <w:webHidden/>
               </w:rPr>
-              <w:t>14</w:t>
+              <w:t>15</w:t>
             </w:r>
             <w:r>
               <w:rPr>
@@ -3196,7 +3187,7 @@
               <w14:ligatures w14:val="standardContextual"/>
             </w:rPr>
           </w:pPr>
-          <w:hyperlink w:anchor="_Toc223523548" w:history="1">
+          <w:hyperlink w:anchor="_Toc228456642" w:history="1">
             <w:r>
               <w:rPr>
                 <w:rStyle w:val="Hyperlink"/>
@@ -3242,7 +3233,7 @@
                 <w:noProof/>
                 <w:webHidden/>
               </w:rPr>
-              <w:instrText xml:space="preserve"> PAGEREF _Toc223523548 \h </w:instrText>
+              <w:instrText xml:space="preserve"> PAGEREF _Toc228456642 \h </w:instrText>
             </w:r>
             <w:r>
               <w:rPr>
@@ -3262,7 +3253,7 @@
                 <w:noProof/>
                 <w:webHidden/>
               </w:rPr>
-              <w:t>15</w:t>
+              <w:t>16</w:t>
             </w:r>
             <w:r>
               <w:rPr>
@@ -3288,7 +3279,7 @@
               <w14:ligatures w14:val="standardContextual"/>
             </w:rPr>
           </w:pPr>
-          <w:hyperlink w:anchor="_Toc223523549" w:history="1">
+          <w:hyperlink w:anchor="_Toc228456643" w:history="1">
             <w:r>
               <w:rPr>
                 <w:rStyle w:val="Hyperlink"/>
@@ -3334,7 +3325,7 @@
                 <w:noProof/>
                 <w:webHidden/>
               </w:rPr>
-              <w:instrText xml:space="preserve"> PAGEREF _Toc223523549 \h </w:instrText>
+              <w:instrText xml:space="preserve"> PAGEREF _Toc228456643 \h </w:instrText>
             </w:r>
             <w:r>
               <w:rPr>
@@ -3354,7 +3345,7 @@
                 <w:noProof/>
                 <w:webHidden/>
               </w:rPr>
-              <w:t>15</w:t>
+              <w:t>16</w:t>
             </w:r>
             <w:r>
               <w:rPr>
@@ -3380,7 +3371,7 @@
               <w14:ligatures w14:val="standardContextual"/>
             </w:rPr>
           </w:pPr>
-          <w:hyperlink w:anchor="_Toc223523550" w:history="1">
+          <w:hyperlink w:anchor="_Toc228456644" w:history="1">
             <w:r>
               <w:rPr>
                 <w:rStyle w:val="Hyperlink"/>
@@ -3426,7 +3417,7 @@
                 <w:noProof/>
                 <w:webHidden/>
               </w:rPr>
-              <w:instrText xml:space="preserve"> PAGEREF _Toc223523550 \h </w:instrText>
+              <w:instrText xml:space="preserve"> PAGEREF _Toc228456644 \h </w:instrText>
             </w:r>
             <w:r>
               <w:rPr>
@@ -3446,7 +3437,7 @@
                 <w:noProof/>
                 <w:webHidden/>
               </w:rPr>
-              <w:t>15</w:t>
+              <w:t>16</w:t>
             </w:r>
             <w:r>
               <w:rPr>
@@ -3471,7 +3462,7 @@
               <w14:ligatures w14:val="standardContextual"/>
             </w:rPr>
           </w:pPr>
-          <w:hyperlink w:anchor="_Toc223523551" w:history="1">
+          <w:hyperlink w:anchor="_Toc228456645" w:history="1">
             <w:r>
               <w:rPr>
                 <w:rStyle w:val="Hyperlink"/>
@@ -3517,7 +3508,7 @@
                 <w:noProof/>
                 <w:webHidden/>
               </w:rPr>
-              <w:instrText xml:space="preserve"> PAGEREF _Toc223523551 \h </w:instrText>
+              <w:instrText xml:space="preserve"> PAGEREF _Toc228456645 \h </w:instrText>
             </w:r>
             <w:r>
               <w:rPr>
@@ -3537,7 +3528,7 @@
                 <w:noProof/>
                 <w:webHidden/>
               </w:rPr>
-              <w:t>16</w:t>
+              <w:t>17</w:t>
             </w:r>
             <w:r>
               <w:rPr>
@@ -3563,7 +3554,7 @@
               <w14:ligatures w14:val="standardContextual"/>
             </w:rPr>
           </w:pPr>
-          <w:hyperlink w:anchor="_Toc223523552" w:history="1">
+          <w:hyperlink w:anchor="_Toc228456646" w:history="1">
             <w:r>
               <w:rPr>
                 <w:rStyle w:val="Hyperlink"/>
@@ -3609,7 +3600,7 @@
                 <w:noProof/>
                 <w:webHidden/>
               </w:rPr>
-              <w:instrText xml:space="preserve"> PAGEREF _Toc223523552 \h </w:instrText>
+              <w:instrText xml:space="preserve"> PAGEREF _Toc228456646 \h </w:instrText>
             </w:r>
             <w:r>
               <w:rPr>
@@ -3629,7 +3620,7 @@
                 <w:noProof/>
                 <w:webHidden/>
               </w:rPr>
-              <w:t>16</w:t>
+              <w:t>17</w:t>
             </w:r>
             <w:r>
               <w:rPr>
@@ -3655,7 +3646,7 @@
               <w14:ligatures w14:val="standardContextual"/>
             </w:rPr>
           </w:pPr>
-          <w:hyperlink w:anchor="_Toc223523553" w:history="1">
+          <w:hyperlink w:anchor="_Toc228456647" w:history="1">
             <w:r>
               <w:rPr>
                 <w:rStyle w:val="Hyperlink"/>
@@ -3701,7 +3692,7 @@
                 <w:noProof/>
                 <w:webHidden/>
               </w:rPr>
-              <w:instrText xml:space="preserve"> PAGEREF _Toc223523553 \h </w:instrText>
+              <w:instrText xml:space="preserve"> PAGEREF _Toc228456647 \h </w:instrText>
             </w:r>
             <w:r>
               <w:rPr>
@@ -3747,7 +3738,7 @@
               <w14:ligatures w14:val="standardContextual"/>
             </w:rPr>
           </w:pPr>
-          <w:hyperlink w:anchor="_Toc223523554" w:history="1">
+          <w:hyperlink w:anchor="_Toc228456648" w:history="1">
             <w:r>
               <w:rPr>
                 <w:rStyle w:val="Hyperlink"/>
@@ -3793,7 +3784,7 @@
                 <w:noProof/>
                 <w:webHidden/>
               </w:rPr>
-              <w:instrText xml:space="preserve"> PAGEREF _Toc223523554 \h </w:instrText>
+              <w:instrText xml:space="preserve"> PAGEREF _Toc228456648 \h </w:instrText>
             </w:r>
             <w:r>
               <w:rPr>
@@ -3813,7 +3804,7 @@
                 <w:noProof/>
                 <w:webHidden/>
               </w:rPr>
-              <w:t>17</w:t>
+              <w:t>18</w:t>
             </w:r>
             <w:r>
               <w:rPr>
@@ -3838,7 +3829,7 @@
               <w14:ligatures w14:val="standardContextual"/>
             </w:rPr>
           </w:pPr>
-          <w:hyperlink w:anchor="_Toc223523555" w:history="1">
+          <w:hyperlink w:anchor="_Toc228456649" w:history="1">
             <w:r>
               <w:rPr>
                 <w:rStyle w:val="Hyperlink"/>
@@ -3863,7 +3854,7 @@
                 <w:rFonts w:eastAsia="Times New Roman"/>
                 <w:noProof/>
               </w:rPr>
-              <w:t>Models (informative)</w:t>
+              <w:t>The TR-12 Model (informative)</w:t>
             </w:r>
             <w:r>
               <w:rPr>
@@ -3884,7 +3875,7 @@
                 <w:noProof/>
                 <w:webHidden/>
               </w:rPr>
-              <w:instrText xml:space="preserve"> PAGEREF _Toc223523555 \h </w:instrText>
+              <w:instrText xml:space="preserve"> PAGEREF _Toc228456649 \h </w:instrText>
             </w:r>
             <w:r>
               <w:rPr>
@@ -3904,7 +3895,7 @@
                 <w:noProof/>
                 <w:webHidden/>
               </w:rPr>
-              <w:t>18</w:t>
+              <w:t>19</w:t>
             </w:r>
             <w:r>
               <w:rPr>
@@ -3930,7 +3921,7 @@
               <w14:ligatures w14:val="standardContextual"/>
             </w:rPr>
           </w:pPr>
-          <w:hyperlink w:anchor="_Toc223523556" w:history="1">
+          <w:hyperlink w:anchor="_Toc228456650" w:history="1">
             <w:r>
               <w:rPr>
                 <w:rStyle w:val="Hyperlink"/>
@@ -3955,7 +3946,23 @@
                 <w:rFonts w:eastAsia="Times New Roman"/>
                 <w:noProof/>
               </w:rPr>
-              <w:t>Registration Model</w:t>
+              <w:t>The TR-12 Model Ve</w:t>
+            </w:r>
+            <w:r>
+              <w:rPr>
+                <w:rStyle w:val="Hyperlink"/>
+                <w:rFonts w:eastAsia="Times New Roman"/>
+                <w:noProof/>
+              </w:rPr>
+              <w:t>r</w:t>
+            </w:r>
+            <w:r>
+              <w:rPr>
+                <w:rStyle w:val="Hyperlink"/>
+                <w:rFonts w:eastAsia="Times New Roman"/>
+                <w:noProof/>
+              </w:rPr>
+              <w:t>sion</w:t>
             </w:r>
             <w:r>
               <w:rPr>
@@ -3976,7 +3983,7 @@
                 <w:noProof/>
                 <w:webHidden/>
               </w:rPr>
-              <w:instrText xml:space="preserve"> PAGEREF _Toc223523556 \h </w:instrText>
+              <w:instrText xml:space="preserve"> PAGEREF _Toc228456650 \h </w:instrText>
             </w:r>
             <w:r>
               <w:rPr>
@@ -3996,7 +4003,7 @@
                 <w:noProof/>
                 <w:webHidden/>
               </w:rPr>
-              <w:t>18</w:t>
+              <w:t>19</w:t>
             </w:r>
             <w:r>
               <w:rPr>
@@ -4022,7 +4029,7 @@
               <w14:ligatures w14:val="standardContextual"/>
             </w:rPr>
           </w:pPr>
-          <w:hyperlink w:anchor="_Toc223523557" w:history="1">
+          <w:hyperlink w:anchor="_Toc228456651" w:history="1">
             <w:r>
               <w:rPr>
                 <w:rStyle w:val="Hyperlink"/>
@@ -4047,7 +4054,7 @@
                 <w:rFonts w:eastAsia="Times New Roman"/>
                 <w:noProof/>
               </w:rPr>
-              <w:t>Configuration Model</w:t>
+              <w:t>The TR-12 Models</w:t>
             </w:r>
             <w:r>
               <w:rPr>
@@ -4068,7 +4075,7 @@
                 <w:noProof/>
                 <w:webHidden/>
               </w:rPr>
-              <w:instrText xml:space="preserve"> PAGEREF _Toc223523557 \h </w:instrText>
+              <w:instrText xml:space="preserve"> PAGEREF _Toc228456651 \h </w:instrText>
             </w:r>
             <w:r>
               <w:rPr>
@@ -4114,7 +4121,7 @@
               <w14:ligatures w14:val="standardContextual"/>
             </w:rPr>
           </w:pPr>
-          <w:hyperlink w:anchor="_Toc223523558" w:history="1">
+          <w:hyperlink w:anchor="_Toc228456652" w:history="1">
             <w:r>
               <w:rPr>
                 <w:rStyle w:val="Hyperlink"/>
@@ -4139,6 +4146,190 @@
                 <w:rFonts w:eastAsia="Times New Roman"/>
                 <w:noProof/>
               </w:rPr>
+              <w:t>Registration Model</w:t>
+            </w:r>
+            <w:r>
+              <w:rPr>
+                <w:noProof/>
+                <w:webHidden/>
+              </w:rPr>
+              <w:tab/>
+            </w:r>
+            <w:r>
+              <w:rPr>
+                <w:noProof/>
+                <w:webHidden/>
+              </w:rPr>
+              <w:fldChar w:fldCharType="begin"/>
+            </w:r>
+            <w:r>
+              <w:rPr>
+                <w:noProof/>
+                <w:webHidden/>
+              </w:rPr>
+              <w:instrText xml:space="preserve"> PAGEREF _Toc228456652 \h </w:instrText>
+            </w:r>
+            <w:r>
+              <w:rPr>
+                <w:noProof/>
+                <w:webHidden/>
+              </w:rPr>
+            </w:r>
+            <w:r>
+              <w:rPr>
+                <w:noProof/>
+                <w:webHidden/>
+              </w:rPr>
+              <w:fldChar w:fldCharType="separate"/>
+            </w:r>
+            <w:r>
+              <w:rPr>
+                <w:noProof/>
+                <w:webHidden/>
+              </w:rPr>
+              <w:t>21</w:t>
+            </w:r>
+            <w:r>
+              <w:rPr>
+                <w:noProof/>
+                <w:webHidden/>
+              </w:rPr>
+              <w:fldChar w:fldCharType="end"/>
+            </w:r>
+          </w:hyperlink>
+        </w:p>
+        <w:p>
+          <w:pPr>
+            <w:pStyle w:val="TOC2"/>
+            <w:tabs>
+              <w:tab w:val="left" w:pos="960"/>
+              <w:tab w:val="right" w:leader="dot" w:pos="9350"/>
+            </w:tabs>
+            <w:rPr>
+              <w:rFonts w:asciiTheme="minorHAnsi" w:hAnsiTheme="minorHAnsi"/>
+              <w:noProof/>
+              <w:kern w:val="2"/>
+              <w:szCs w:val="24"/>
+              <w14:ligatures w14:val="standardContextual"/>
+            </w:rPr>
+          </w:pPr>
+          <w:hyperlink w:anchor="_Toc228456653" w:history="1">
+            <w:r>
+              <w:rPr>
+                <w:rStyle w:val="Hyperlink"/>
+                <w:rFonts w:eastAsia="Times New Roman"/>
+                <w:noProof/>
+              </w:rPr>
+              <w:t>10.4</w:t>
+            </w:r>
+            <w:r>
+              <w:rPr>
+                <w:rFonts w:asciiTheme="minorHAnsi" w:hAnsiTheme="minorHAnsi"/>
+                <w:noProof/>
+                <w:kern w:val="2"/>
+                <w:szCs w:val="24"/>
+                <w14:ligatures w14:val="standardContextual"/>
+              </w:rPr>
+              <w:tab/>
+            </w:r>
+            <w:r>
+              <w:rPr>
+                <w:rStyle w:val="Hyperlink"/>
+                <w:rFonts w:eastAsia="Times New Roman"/>
+                <w:noProof/>
+              </w:rPr>
+              <w:t>Configuration Model</w:t>
+            </w:r>
+            <w:r>
+              <w:rPr>
+                <w:noProof/>
+                <w:webHidden/>
+              </w:rPr>
+              <w:tab/>
+            </w:r>
+            <w:r>
+              <w:rPr>
+                <w:noProof/>
+                <w:webHidden/>
+              </w:rPr>
+              <w:fldChar w:fldCharType="begin"/>
+            </w:r>
+            <w:r>
+              <w:rPr>
+                <w:noProof/>
+                <w:webHidden/>
+              </w:rPr>
+              <w:instrText xml:space="preserve"> PAGEREF _Toc228456653 \h </w:instrText>
+            </w:r>
+            <w:r>
+              <w:rPr>
+                <w:noProof/>
+                <w:webHidden/>
+              </w:rPr>
+            </w:r>
+            <w:r>
+              <w:rPr>
+                <w:noProof/>
+                <w:webHidden/>
+              </w:rPr>
+              <w:fldChar w:fldCharType="separate"/>
+            </w:r>
+            <w:r>
+              <w:rPr>
+                <w:noProof/>
+                <w:webHidden/>
+              </w:rPr>
+              <w:t>22</w:t>
+            </w:r>
+            <w:r>
+              <w:rPr>
+                <w:noProof/>
+                <w:webHidden/>
+              </w:rPr>
+              <w:fldChar w:fldCharType="end"/>
+            </w:r>
+          </w:hyperlink>
+        </w:p>
+        <w:p>
+          <w:pPr>
+            <w:pStyle w:val="TOC2"/>
+            <w:tabs>
+              <w:tab w:val="left" w:pos="960"/>
+              <w:tab w:val="right" w:leader="dot" w:pos="9350"/>
+            </w:tabs>
+            <w:rPr>
+              <w:rFonts w:asciiTheme="minorHAnsi" w:hAnsiTheme="minorHAnsi"/>
+              <w:noProof/>
+              <w:kern w:val="2"/>
+              <w:szCs w:val="24"/>
+              <w14:ligatures w14:val="standardContextual"/>
+            </w:rPr>
+          </w:pPr>
+          <w:hyperlink w:anchor="_Toc228456654" w:history="1">
+            <w:r>
+              <w:rPr>
+                <w:rStyle w:val="Hyperlink"/>
+                <w:rFonts w:eastAsia="Times New Roman"/>
+                <w:noProof/>
+              </w:rPr>
+              <w:t>10.5</w:t>
+            </w:r>
+            <w:r>
+              <w:rPr>
+                <w:rFonts w:asciiTheme="minorHAnsi" w:hAnsiTheme="minorHAnsi"/>
+                <w:noProof/>
+                <w:kern w:val="2"/>
+                <w:szCs w:val="24"/>
+                <w14:ligatures w14:val="standardContextual"/>
+              </w:rPr>
+              <w:tab/>
+            </w:r>
+            <w:r>
+              <w:rPr>
+                <w:rStyle w:val="Hyperlink"/>
+                <w:rFonts w:eastAsia="Times New Roman"/>
+                <w:noProof/>
+              </w:rPr>
               <w:t>Status Model</w:t>
             </w:r>
             <w:r>
@@ -4160,7 +4351,7 @@
                 <w:noProof/>
                 <w:webHidden/>
               </w:rPr>
-              <w:instrText xml:space="preserve"> PAGEREF _Toc223523558 \h </w:instrText>
+              <w:instrText xml:space="preserve"> PAGEREF _Toc228456654 \h </w:instrText>
             </w:r>
             <w:r>
               <w:rPr>
@@ -4180,7 +4371,7 @@
                 <w:noProof/>
                 <w:webHidden/>
               </w:rPr>
-              <w:t>20</w:t>
+              <w:t>22</w:t>
             </w:r>
             <w:r>
               <w:rPr>
@@ -4205,7 +4396,7 @@
               <w14:ligatures w14:val="standardContextual"/>
             </w:rPr>
           </w:pPr>
-          <w:hyperlink w:anchor="_Toc223523559" w:history="1">
+          <w:hyperlink w:anchor="_Toc228456655" w:history="1">
             <w:r>
               <w:rPr>
                 <w:rStyle w:val="Hyperlink"/>
@@ -4230,7 +4421,7 @@
                 <w:rFonts w:cstheme="minorHAnsi"/>
                 <w:noProof/>
               </w:rPr>
-              <w:t>SMITHY PAIR API Model</w:t>
+              <w:t>SMITHY Models:</w:t>
             </w:r>
             <w:r>
               <w:rPr>
@@ -4251,7 +4442,7 @@
                 <w:noProof/>
                 <w:webHidden/>
               </w:rPr>
-              <w:instrText xml:space="preserve"> PAGEREF _Toc223523559 \h </w:instrText>
+              <w:instrText xml:space="preserve"> PAGEREF _Toc228456655 \h </w:instrText>
             </w:r>
             <w:r>
               <w:rPr>
@@ -4271,462 +4462,7 @@
                 <w:noProof/>
                 <w:webHidden/>
               </w:rPr>
-              <w:t>20</w:t>
-            </w:r>
-            <w:r>
-              <w:rPr>
-                <w:noProof/>
-                <w:webHidden/>
-              </w:rPr>
-              <w:fldChar w:fldCharType="end"/>
-            </w:r>
-          </w:hyperlink>
-        </w:p>
-        <w:p>
-          <w:pPr>
-            <w:pStyle w:val="TOC1"/>
-            <w:tabs>
-              <w:tab w:val="left" w:pos="1440"/>
-            </w:tabs>
-            <w:rPr>
-              <w:rFonts w:asciiTheme="minorHAnsi" w:hAnsiTheme="minorHAnsi"/>
-              <w:noProof/>
-              <w:kern w:val="2"/>
-              <w:szCs w:val="24"/>
-              <w14:ligatures w14:val="standardContextual"/>
-            </w:rPr>
-          </w:pPr>
-          <w:hyperlink w:anchor="_Toc223523560" w:history="1">
-            <w:r>
-              <w:rPr>
-                <w:rStyle w:val="Hyperlink"/>
-                <w:rFonts w:cstheme="minorHAnsi"/>
-                <w:noProof/>
-              </w:rPr>
-              <w:t>Appendix B</w:t>
-            </w:r>
-            <w:r>
-              <w:rPr>
-                <w:rFonts w:asciiTheme="minorHAnsi" w:hAnsiTheme="minorHAnsi"/>
-                <w:noProof/>
-                <w:kern w:val="2"/>
-                <w:szCs w:val="24"/>
-                <w14:ligatures w14:val="standardContextual"/>
-              </w:rPr>
-              <w:tab/>
-            </w:r>
-            <w:r>
-              <w:rPr>
-                <w:rStyle w:val="Hyperlink"/>
-                <w:rFonts w:cstheme="minorHAnsi"/>
-                <w:noProof/>
-              </w:rPr>
-              <w:t>SMITHY Registration Model</w:t>
-            </w:r>
-            <w:r>
-              <w:rPr>
-                <w:noProof/>
-                <w:webHidden/>
-              </w:rPr>
-              <w:tab/>
-            </w:r>
-            <w:r>
-              <w:rPr>
-                <w:noProof/>
-                <w:webHidden/>
-              </w:rPr>
-              <w:fldChar w:fldCharType="begin"/>
-            </w:r>
-            <w:r>
-              <w:rPr>
-                <w:noProof/>
-                <w:webHidden/>
-              </w:rPr>
-              <w:instrText xml:space="preserve"> PAGEREF _Toc223523560 \h </w:instrText>
-            </w:r>
-            <w:r>
-              <w:rPr>
-                <w:noProof/>
-                <w:webHidden/>
-              </w:rPr>
-            </w:r>
-            <w:r>
-              <w:rPr>
-                <w:noProof/>
-                <w:webHidden/>
-              </w:rPr>
-              <w:fldChar w:fldCharType="separate"/>
-            </w:r>
-            <w:r>
-              <w:rPr>
-                <w:noProof/>
-                <w:webHidden/>
-              </w:rPr>
-              <w:t>21</w:t>
-            </w:r>
-            <w:r>
-              <w:rPr>
-                <w:noProof/>
-                <w:webHidden/>
-              </w:rPr>
-              <w:fldChar w:fldCharType="end"/>
-            </w:r>
-          </w:hyperlink>
-        </w:p>
-        <w:p>
-          <w:pPr>
-            <w:pStyle w:val="TOC1"/>
-            <w:tabs>
-              <w:tab w:val="left" w:pos="1440"/>
-            </w:tabs>
-            <w:rPr>
-              <w:rFonts w:asciiTheme="minorHAnsi" w:hAnsiTheme="minorHAnsi"/>
-              <w:noProof/>
-              <w:kern w:val="2"/>
-              <w:szCs w:val="24"/>
-              <w14:ligatures w14:val="standardContextual"/>
-            </w:rPr>
-          </w:pPr>
-          <w:hyperlink w:anchor="_Toc223523561" w:history="1">
-            <w:r>
-              <w:rPr>
-                <w:rStyle w:val="Hyperlink"/>
-                <w:rFonts w:cstheme="minorHAnsi"/>
-                <w:noProof/>
-              </w:rPr>
-              <w:t>Appendix C</w:t>
-            </w:r>
-            <w:r>
-              <w:rPr>
-                <w:rFonts w:asciiTheme="minorHAnsi" w:hAnsiTheme="minorHAnsi"/>
-                <w:noProof/>
-                <w:kern w:val="2"/>
-                <w:szCs w:val="24"/>
-                <w14:ligatures w14:val="standardContextual"/>
-              </w:rPr>
-              <w:tab/>
-            </w:r>
-            <w:r>
-              <w:rPr>
-                <w:rStyle w:val="Hyperlink"/>
-                <w:rFonts w:cstheme="minorHAnsi"/>
-                <w:noProof/>
-              </w:rPr>
-              <w:t>TR-12 SMITHY Configuration Model</w:t>
-            </w:r>
-            <w:r>
-              <w:rPr>
-                <w:noProof/>
-                <w:webHidden/>
-              </w:rPr>
-              <w:tab/>
-            </w:r>
-            <w:r>
-              <w:rPr>
-                <w:noProof/>
-                <w:webHidden/>
-              </w:rPr>
-              <w:fldChar w:fldCharType="begin"/>
-            </w:r>
-            <w:r>
-              <w:rPr>
-                <w:noProof/>
-                <w:webHidden/>
-              </w:rPr>
-              <w:instrText xml:space="preserve"> PAGEREF _Toc223523561 \h </w:instrText>
-            </w:r>
-            <w:r>
-              <w:rPr>
-                <w:noProof/>
-                <w:webHidden/>
-              </w:rPr>
-            </w:r>
-            <w:r>
-              <w:rPr>
-                <w:noProof/>
-                <w:webHidden/>
-              </w:rPr>
-              <w:fldChar w:fldCharType="separate"/>
-            </w:r>
-            <w:r>
-              <w:rPr>
-                <w:noProof/>
-                <w:webHidden/>
-              </w:rPr>
-              <w:t>23</w:t>
-            </w:r>
-            <w:r>
-              <w:rPr>
-                <w:noProof/>
-                <w:webHidden/>
-              </w:rPr>
-              <w:fldChar w:fldCharType="end"/>
-            </w:r>
-          </w:hyperlink>
-        </w:p>
-        <w:p>
-          <w:pPr>
-            <w:pStyle w:val="TOC1"/>
-            <w:tabs>
-              <w:tab w:val="left" w:pos="1440"/>
-            </w:tabs>
-            <w:rPr>
-              <w:rFonts w:asciiTheme="minorHAnsi" w:hAnsiTheme="minorHAnsi"/>
-              <w:noProof/>
-              <w:kern w:val="2"/>
-              <w:szCs w:val="24"/>
-              <w14:ligatures w14:val="standardContextual"/>
-            </w:rPr>
-          </w:pPr>
-          <w:hyperlink w:anchor="_Toc223523562" w:history="1">
-            <w:r>
-              <w:rPr>
-                <w:rStyle w:val="Hyperlink"/>
-                <w:rFonts w:cstheme="minorHAnsi"/>
-                <w:noProof/>
-              </w:rPr>
-              <w:t>Appendix D</w:t>
-            </w:r>
-            <w:r>
-              <w:rPr>
-                <w:rFonts w:asciiTheme="minorHAnsi" w:hAnsiTheme="minorHAnsi"/>
-                <w:noProof/>
-                <w:kern w:val="2"/>
-                <w:szCs w:val="24"/>
-                <w14:ligatures w14:val="standardContextual"/>
-              </w:rPr>
-              <w:tab/>
-            </w:r>
-            <w:r>
-              <w:rPr>
-                <w:rStyle w:val="Hyperlink"/>
-                <w:rFonts w:cstheme="minorHAnsi"/>
-                <w:noProof/>
-              </w:rPr>
-              <w:t>TR-12 SMITHY Status Model</w:t>
-            </w:r>
-            <w:r>
-              <w:rPr>
-                <w:noProof/>
-                <w:webHidden/>
-              </w:rPr>
-              <w:tab/>
-            </w:r>
-            <w:r>
-              <w:rPr>
-                <w:noProof/>
-                <w:webHidden/>
-              </w:rPr>
-              <w:fldChar w:fldCharType="begin"/>
-            </w:r>
-            <w:r>
-              <w:rPr>
-                <w:noProof/>
-                <w:webHidden/>
-              </w:rPr>
-              <w:instrText xml:space="preserve"> PAGEREF _Toc223523562 \h </w:instrText>
-            </w:r>
-            <w:r>
-              <w:rPr>
-                <w:noProof/>
-                <w:webHidden/>
-              </w:rPr>
-            </w:r>
-            <w:r>
-              <w:rPr>
-                <w:noProof/>
-                <w:webHidden/>
-              </w:rPr>
-              <w:fldChar w:fldCharType="separate"/>
-            </w:r>
-            <w:r>
-              <w:rPr>
-                <w:noProof/>
-                <w:webHidden/>
-              </w:rPr>
-              <w:t>26</w:t>
-            </w:r>
-            <w:r>
-              <w:rPr>
-                <w:noProof/>
-                <w:webHidden/>
-              </w:rPr>
-              <w:fldChar w:fldCharType="end"/>
-            </w:r>
-          </w:hyperlink>
-        </w:p>
-        <w:p>
-          <w:pPr>
-            <w:pStyle w:val="TOC1"/>
-            <w:tabs>
-              <w:tab w:val="left" w:pos="1440"/>
-            </w:tabs>
-            <w:rPr>
-              <w:rFonts w:asciiTheme="minorHAnsi" w:hAnsiTheme="minorHAnsi"/>
-              <w:noProof/>
-              <w:kern w:val="2"/>
-              <w:szCs w:val="24"/>
-              <w14:ligatures w14:val="standardContextual"/>
-            </w:rPr>
-          </w:pPr>
-          <w:hyperlink w:anchor="_Toc223523563" w:history="1">
-            <w:r>
-              <w:rPr>
-                <w:rStyle w:val="Hyperlink"/>
-                <w:rFonts w:cstheme="minorHAnsi"/>
-                <w:noProof/>
-              </w:rPr>
-              <w:t>Appendix E</w:t>
-            </w:r>
-            <w:r>
-              <w:rPr>
-                <w:rFonts w:asciiTheme="minorHAnsi" w:hAnsiTheme="minorHAnsi"/>
-                <w:noProof/>
-                <w:kern w:val="2"/>
-                <w:szCs w:val="24"/>
-                <w14:ligatures w14:val="standardContextual"/>
-              </w:rPr>
-              <w:tab/>
-            </w:r>
-            <w:r>
-              <w:rPr>
-                <w:rStyle w:val="Hyperlink"/>
-                <w:rFonts w:cstheme="minorHAnsi"/>
-                <w:noProof/>
-              </w:rPr>
-              <w:t>TR-12 SMITHY Common Model</w:t>
-            </w:r>
-            <w:r>
-              <w:rPr>
-                <w:noProof/>
-                <w:webHidden/>
-              </w:rPr>
-              <w:tab/>
-            </w:r>
-            <w:r>
-              <w:rPr>
-                <w:noProof/>
-                <w:webHidden/>
-              </w:rPr>
-              <w:fldChar w:fldCharType="begin"/>
-            </w:r>
-            <w:r>
-              <w:rPr>
-                <w:noProof/>
-                <w:webHidden/>
-              </w:rPr>
-              <w:instrText xml:space="preserve"> PAGEREF _Toc223523563 \h </w:instrText>
-            </w:r>
-            <w:r>
-              <w:rPr>
-                <w:noProof/>
-                <w:webHidden/>
-              </w:rPr>
-            </w:r>
-            <w:r>
-              <w:rPr>
-                <w:noProof/>
-                <w:webHidden/>
-              </w:rPr>
-              <w:fldChar w:fldCharType="separate"/>
-            </w:r>
-            <w:r>
-              <w:rPr>
-                <w:noProof/>
-                <w:webHidden/>
-              </w:rPr>
-              <w:t>27</w:t>
-            </w:r>
-            <w:r>
-              <w:rPr>
-                <w:noProof/>
-                <w:webHidden/>
-              </w:rPr>
-              <w:fldChar w:fldCharType="end"/>
-            </w:r>
-          </w:hyperlink>
-        </w:p>
-        <w:p>
-          <w:pPr>
-            <w:pStyle w:val="TOC1"/>
-            <w:tabs>
-              <w:tab w:val="left" w:pos="1440"/>
-            </w:tabs>
-            <w:rPr>
-              <w:rFonts w:asciiTheme="minorHAnsi" w:hAnsiTheme="minorHAnsi"/>
-              <w:noProof/>
-              <w:kern w:val="2"/>
-              <w:szCs w:val="24"/>
-              <w14:ligatures w14:val="standardContextual"/>
-            </w:rPr>
-          </w:pPr>
-          <w:hyperlink w:anchor="_Toc223523564" w:history="1">
-            <w:r>
-              <w:rPr>
-                <w:rStyle w:val="Hyperlink"/>
-                <w:rFonts w:cstheme="minorHAnsi"/>
-                <w:noProof/>
-              </w:rPr>
-              <w:t>Appendix F</w:t>
-            </w:r>
-            <w:r>
-              <w:rPr>
-                <w:rFonts w:asciiTheme="minorHAnsi" w:hAnsiTheme="minorHAnsi"/>
-                <w:noProof/>
-                <w:kern w:val="2"/>
-                <w:szCs w:val="24"/>
-                <w14:ligatures w14:val="standardContextual"/>
-              </w:rPr>
-              <w:tab/>
-            </w:r>
-            <w:r>
-              <w:rPr>
-                <w:rStyle w:val="Hyperlink"/>
-                <w:rFonts w:cstheme="minorHAnsi"/>
-                <w:noProof/>
-              </w:rPr>
-              <w:t>CSR Certificate Signing Request Example</w:t>
-            </w:r>
-            <w:r>
-              <w:rPr>
-                <w:noProof/>
-                <w:webHidden/>
-              </w:rPr>
-              <w:tab/>
-            </w:r>
-            <w:r>
-              <w:rPr>
-                <w:noProof/>
-                <w:webHidden/>
-              </w:rPr>
-              <w:fldChar w:fldCharType="begin"/>
-            </w:r>
-            <w:r>
-              <w:rPr>
-                <w:noProof/>
-                <w:webHidden/>
-              </w:rPr>
-              <w:instrText xml:space="preserve"> PAGEREF _Toc223523564 \h </w:instrText>
-            </w:r>
-            <w:r>
-              <w:rPr>
-                <w:noProof/>
-                <w:webHidden/>
-              </w:rPr>
-            </w:r>
-            <w:r>
-              <w:rPr>
-                <w:noProof/>
-                <w:webHidden/>
-              </w:rPr>
-              <w:fldChar w:fldCharType="separate"/>
-            </w:r>
-            <w:r>
-              <w:rPr>
-                <w:noProof/>
-                <w:webHidden/>
-              </w:rPr>
-              <w:t>31</w:t>
+              <w:t>22</w:t>
             </w:r>
             <w:r>
               <w:rPr>
@@ -4783,7 +4519,7 @@
           <w:rFonts w:asciiTheme="minorHAnsi" w:hAnsiTheme="minorHAnsi" w:cstheme="minorHAnsi"/>
         </w:rPr>
       </w:pPr>
-      <w:bookmarkStart w:id="7" w:name="_Toc223523529"/>
+      <w:bookmarkStart w:id="7" w:name="_Toc228456623"/>
       <w:r>
         <w:rPr>
           <w:rFonts w:asciiTheme="minorHAnsi" w:hAnsiTheme="minorHAnsi" w:cstheme="minorHAnsi"/>
@@ -5182,7 +4918,7 @@
           <w:rFonts w:asciiTheme="minorHAnsi" w:hAnsiTheme="minorHAnsi" w:cstheme="minorHAnsi"/>
         </w:rPr>
       </w:pPr>
-      <w:bookmarkStart w:id="8" w:name="_Toc223523530"/>
+      <w:bookmarkStart w:id="8" w:name="_Toc228456624"/>
       <w:r>
         <w:rPr>
           <w:rFonts w:asciiTheme="minorHAnsi" w:hAnsiTheme="minorHAnsi" w:cstheme="minorHAnsi"/>
@@ -5564,17 +5300,17 @@
           <w:rFonts w:asciiTheme="minorHAnsi" w:hAnsiTheme="minorHAnsi" w:cstheme="minorHAnsi"/>
         </w:rPr>
       </w:pPr>
-      <w:bookmarkStart w:id="9" w:name="_Toc223523531"/>
-      <w:bookmarkStart w:id="10" w:name="_Toc305226978"/>
+      <w:bookmarkStart w:id="9" w:name="_Toc305226978"/>
+      <w:bookmarkStart w:id="10" w:name="_Toc228456625"/>
       <w:r>
         <w:rPr>
           <w:rFonts w:asciiTheme="minorHAnsi" w:hAnsiTheme="minorHAnsi" w:cstheme="minorHAnsi"/>
         </w:rPr>
         <w:t>About the Video Services Forum</w:t>
       </w:r>
-      <w:bookmarkEnd w:id="9"/>
-    </w:p>
-    <w:bookmarkEnd w:id="10"/>
+      <w:bookmarkEnd w:id="10"/>
+    </w:p>
+    <w:bookmarkEnd w:id="9"/>
     <w:p>
       <w:pPr>
         <w:pStyle w:val="NormalWeb"/>
@@ -5806,7 +5542,7 @@
         </w:rPr>
       </w:pPr>
       <w:bookmarkStart w:id="11" w:name="_Toc305226979"/>
-      <w:bookmarkStart w:id="12" w:name="_Toc223523532"/>
+      <w:bookmarkStart w:id="12" w:name="_Toc228456626"/>
       <w:r>
         <w:rPr>
           <w:rFonts w:asciiTheme="minorHAnsi" w:hAnsiTheme="minorHAnsi" w:cstheme="minorHAnsi"/>
@@ -5940,7 +5676,7 @@
           <w:rFonts w:asciiTheme="minorHAnsi" w:hAnsiTheme="minorHAnsi" w:cstheme="minorHAnsi"/>
         </w:rPr>
       </w:pPr>
-      <w:bookmarkStart w:id="13" w:name="_Toc223523533"/>
+      <w:bookmarkStart w:id="13" w:name="_Toc228456627"/>
       <w:r>
         <w:rPr>
           <w:rFonts w:asciiTheme="minorHAnsi" w:hAnsiTheme="minorHAnsi" w:cstheme="minorHAnsi"/>
@@ -6204,7 +5940,7 @@
           <w:rFonts w:asciiTheme="minorHAnsi" w:eastAsia="Times New Roman" w:hAnsiTheme="minorHAnsi" w:cstheme="minorHAnsi"/>
         </w:rPr>
       </w:pPr>
-      <w:bookmarkStart w:id="14" w:name="_Toc223523534"/>
+      <w:bookmarkStart w:id="14" w:name="_Toc228456628"/>
       <w:r>
         <w:rPr>
           <w:rFonts w:eastAsia="Times New Roman"/>
@@ -7230,7 +6966,7 @@
           <w:rFonts w:eastAsia="Times New Roman"/>
         </w:rPr>
       </w:pPr>
-      <w:bookmarkStart w:id="15" w:name="_Toc223523535"/>
+      <w:bookmarkStart w:id="15" w:name="_Toc228456629"/>
       <w:r>
         <w:rPr>
           <w:rFonts w:eastAsia="Times New Roman"/>
@@ -7801,7 +7537,7 @@
           <w:rFonts w:eastAsia="Times New Roman"/>
         </w:rPr>
       </w:pPr>
-      <w:bookmarkStart w:id="16" w:name="_Toc223523536"/>
+      <w:bookmarkStart w:id="16" w:name="_Toc228456630"/>
       <w:r>
         <w:rPr>
           <w:rFonts w:eastAsia="Times New Roman"/>
@@ -8097,7 +7833,7 @@
           <w:rFonts w:eastAsia="Times New Roman"/>
         </w:rPr>
       </w:pPr>
-      <w:bookmarkStart w:id="17" w:name="_Toc223523537"/>
+      <w:bookmarkStart w:id="17" w:name="_Toc228456631"/>
       <w:r>
         <w:rPr>
           <w:rFonts w:eastAsia="Times New Roman"/>
@@ -8187,15 +7923,7 @@
           <w:i/>
           <w:iCs/>
         </w:rPr>
-        <w:t>CreatePairingCode</w:t>
-      </w:r>
-      <w:r>
-        <w:rPr>
-          <w:rFonts w:asciiTheme="minorHAnsi" w:hAnsiTheme="minorHAnsi" w:cstheme="minorHAnsi"/>
-          <w:i/>
-          <w:iCs/>
-        </w:rPr>
-        <w:t>Request</w:t>
+        <w:t>CreatePairingCodeRequest</w:t>
       </w:r>
       <w:r>
         <w:rPr>
@@ -9001,7 +8729,7 @@
           <w:rFonts w:eastAsia="Times New Roman"/>
         </w:rPr>
       </w:pPr>
-      <w:bookmarkStart w:id="18" w:name="_Toc223523538"/>
+      <w:bookmarkStart w:id="18" w:name="_Toc228456632"/>
       <w:r>
         <w:rPr>
           <w:rFonts w:eastAsia="Times New Roman"/>
@@ -9128,7 +8856,7 @@
           <w:rFonts w:eastAsia="Times New Roman"/>
         </w:rPr>
       </w:pPr>
-      <w:bookmarkStart w:id="19" w:name="_Toc223523539"/>
+      <w:bookmarkStart w:id="19" w:name="_Toc228456633"/>
       <w:r>
         <w:rPr>
           <w:rFonts w:eastAsia="Times New Roman"/>
@@ -9584,7 +9312,7 @@
           <w:rFonts w:eastAsia="Times New Roman"/>
         </w:rPr>
       </w:pPr>
-      <w:bookmarkStart w:id="20" w:name="_Toc223523540"/>
+      <w:bookmarkStart w:id="20" w:name="_Toc228456634"/>
       <w:r>
         <w:rPr>
           <w:rFonts w:eastAsia="Times New Roman"/>
@@ -9601,7 +9329,7 @@
           <w:rFonts w:asciiTheme="minorHAnsi" w:eastAsia="Times New Roman" w:hAnsiTheme="minorHAnsi" w:cstheme="minorHAnsi"/>
         </w:rPr>
       </w:pPr>
-      <w:bookmarkStart w:id="21" w:name="_Toc223523541"/>
+      <w:bookmarkStart w:id="21" w:name="_Toc228456635"/>
       <w:r>
         <w:rPr>
           <w:rFonts w:asciiTheme="minorHAnsi" w:eastAsia="Times New Roman" w:hAnsiTheme="minorHAnsi" w:cstheme="minorHAnsi"/>
@@ -9651,7 +9379,7 @@
           <w:rFonts w:asciiTheme="minorHAnsi" w:eastAsia="Times New Roman" w:hAnsiTheme="minorHAnsi" w:cstheme="minorHAnsi"/>
         </w:rPr>
       </w:pPr>
-      <w:bookmarkStart w:id="22" w:name="_Toc223523542"/>
+      <w:bookmarkStart w:id="22" w:name="_Toc228456636"/>
       <w:r>
         <w:rPr>
           <w:rFonts w:asciiTheme="minorHAnsi" w:eastAsia="Times New Roman" w:hAnsiTheme="minorHAnsi" w:cstheme="minorHAnsi"/>
@@ -9861,7 +9589,7 @@
           <w:rFonts w:asciiTheme="minorHAnsi" w:eastAsia="Times New Roman" w:hAnsiTheme="minorHAnsi" w:cstheme="minorHAnsi"/>
         </w:rPr>
       </w:pPr>
-      <w:bookmarkStart w:id="23" w:name="_Toc223523543"/>
+      <w:bookmarkStart w:id="23" w:name="_Toc228456637"/>
       <w:r>
         <w:rPr>
           <w:rFonts w:asciiTheme="minorHAnsi" w:eastAsia="Times New Roman" w:hAnsiTheme="minorHAnsi" w:cstheme="minorHAnsi"/>
@@ -10113,23 +9841,78 @@
           <w:i/>
           <w:iCs/>
         </w:rPr>
-        <w:t xml:space="preserve">DeviceConfiguration: Health may be updated by the client for any device-level or channel-level problem.  Clients should mark as HEALHTY unless otherwise and update the model params.  Cloud users are thus informed about any client side issues that might otherwise </w:t>
-      </w:r>
-      <w:r>
-        <w:rPr>
-          <w:rFonts w:asciiTheme="minorHAnsi" w:hAnsiTheme="minorHAnsi" w:cstheme="minorHAnsi"/>
+        <w:t xml:space="preserve">DeviceConfiguration: Health may be updated by the client for any device-level or channel-level problem.  Clients should mark as HEALHTY unless otherwise and update the model params.  Cloud users are thus informed about any client side issues that might otherwise present desired configuration from being applied.   </w:t>
+      </w:r>
+    </w:p>
+    <w:p>
+      <w:pPr>
+        <w:pStyle w:val="NormalWeb"/>
+        <w:ind w:left="360"/>
+        <w:rPr>
+          <w:rFonts w:asciiTheme="minorHAnsi" w:hAnsiTheme="minorHAnsi" w:cstheme="minorHAnsi"/>
+          <w:b/>
+          <w:bCs/>
           <w:i/>
           <w:iCs/>
         </w:rPr>
-        <w:t>present</w:t>
-      </w:r>
-      <w:r>
-        <w:rPr>
-          <w:rFonts w:asciiTheme="minorHAnsi" w:hAnsiTheme="minorHAnsi" w:cstheme="minorHAnsi"/>
+      </w:pPr>
+      <w:r>
+        <w:rPr>
+          <w:rFonts w:asciiTheme="minorHAnsi" w:hAnsiTheme="minorHAnsi" w:cstheme="minorHAnsi"/>
+          <w:b/>
+          <w:bCs/>
           <w:i/>
           <w:iCs/>
         </w:rPr>
-        <w:t xml:space="preserve"> desired configuration from being applied.   </w:t>
+        <w:t xml:space="preserve">Flow is: </w:t>
+      </w:r>
+      <w:r>
+        <w:rPr>
+          <w:rFonts w:asciiTheme="minorHAnsi" w:hAnsiTheme="minorHAnsi" w:cstheme="minorHAnsi"/>
+          <w:i/>
+          <w:iCs/>
+        </w:rPr>
+        <w:t xml:space="preserve">Get updated configuration, walk the configuration model-&gt;Check configurationIds -&gt; apply changes to the device-&gt; </w:t>
+      </w:r>
+      <w:r>
+        <w:rPr>
+          <w:rFonts w:asciiTheme="minorHAnsi" w:hAnsiTheme="minorHAnsi" w:cstheme="minorHAnsi"/>
+          <w:i/>
+          <w:iCs/>
+        </w:rPr>
+        <w:t xml:space="preserve">get device configuration state -&gt;  </w:t>
+      </w:r>
+      <w:r>
+        <w:rPr>
+          <w:rFonts w:asciiTheme="minorHAnsi" w:hAnsiTheme="minorHAnsi" w:cstheme="minorHAnsi"/>
+          <w:i/>
+          <w:iCs/>
+        </w:rPr>
+        <w:t xml:space="preserve">Report actual configuration </w:t>
+      </w:r>
+      <w:r>
+        <w:rPr>
+          <w:rFonts w:asciiTheme="minorHAnsi" w:hAnsiTheme="minorHAnsi" w:cstheme="minorHAnsi"/>
+          <w:i/>
+          <w:iCs/>
+        </w:rPr>
+        <w:t>(update</w:t>
+      </w:r>
+      <w:r>
+        <w:rPr>
+          <w:rFonts w:asciiTheme="minorHAnsi" w:hAnsiTheme="minorHAnsi" w:cstheme="minorHAnsi"/>
+          <w:i/>
+          <w:iCs/>
+        </w:rPr>
+        <w:t xml:space="preserve"> Health and reflect relevant configurationIds</w:t>
+      </w:r>
+      <w:r>
+        <w:rPr>
+          <w:rFonts w:asciiTheme="minorHAnsi" w:hAnsiTheme="minorHAnsi" w:cstheme="minorHAnsi"/>
+          <w:i/>
+          <w:iCs/>
+        </w:rPr>
+        <w:t>)</w:t>
       </w:r>
     </w:p>
     <w:p>
@@ -10138,86 +9921,8 @@
         <w:ind w:left="360"/>
         <w:rPr>
           <w:rFonts w:asciiTheme="minorHAnsi" w:hAnsiTheme="minorHAnsi" w:cstheme="minorHAnsi"/>
-          <w:b/>
-          <w:bCs/>
-          <w:i/>
-          <w:iCs/>
-        </w:rPr>
-      </w:pPr>
-      <w:r>
-        <w:rPr>
-          <w:rFonts w:asciiTheme="minorHAnsi" w:hAnsiTheme="minorHAnsi" w:cstheme="minorHAnsi"/>
-          <w:b/>
-          <w:bCs/>
-          <w:i/>
-          <w:iCs/>
-        </w:rPr>
-        <w:t xml:space="preserve">Flow is: </w:t>
-      </w:r>
-      <w:r>
-        <w:rPr>
-          <w:rFonts w:asciiTheme="minorHAnsi" w:hAnsiTheme="minorHAnsi" w:cstheme="minorHAnsi"/>
-          <w:i/>
-          <w:iCs/>
-        </w:rPr>
-        <w:t xml:space="preserve">Get updated configuration, walk the configuration model-&gt;Check </w:t>
-      </w:r>
-      <w:r>
-        <w:rPr>
-          <w:rFonts w:asciiTheme="minorHAnsi" w:hAnsiTheme="minorHAnsi" w:cstheme="minorHAnsi"/>
-          <w:i/>
-          <w:iCs/>
-        </w:rPr>
-        <w:t>configurationIds</w:t>
-      </w:r>
-      <w:r>
-        <w:rPr>
-          <w:rFonts w:asciiTheme="minorHAnsi" w:hAnsiTheme="minorHAnsi" w:cstheme="minorHAnsi"/>
-          <w:i/>
-          <w:iCs/>
-        </w:rPr>
-        <w:t xml:space="preserve"> -&gt; apply changes to the device-&gt; </w:t>
-      </w:r>
-      <w:r>
-        <w:rPr>
-          <w:rFonts w:asciiTheme="minorHAnsi" w:hAnsiTheme="minorHAnsi" w:cstheme="minorHAnsi"/>
-          <w:i/>
-          <w:iCs/>
-        </w:rPr>
-        <w:t xml:space="preserve">get device configuration state -&gt;  </w:t>
-      </w:r>
-      <w:r>
-        <w:rPr>
-          <w:rFonts w:asciiTheme="minorHAnsi" w:hAnsiTheme="minorHAnsi" w:cstheme="minorHAnsi"/>
-          <w:i/>
-          <w:iCs/>
-        </w:rPr>
-        <w:t xml:space="preserve">Report actual configuration </w:t>
-      </w:r>
-      <w:r>
-        <w:rPr>
-          <w:rFonts w:asciiTheme="minorHAnsi" w:hAnsiTheme="minorHAnsi" w:cstheme="minorHAnsi"/>
-          <w:i/>
-          <w:iCs/>
-        </w:rPr>
-        <w:t>(update</w:t>
-      </w:r>
-      <w:r>
-        <w:rPr>
-          <w:rFonts w:asciiTheme="minorHAnsi" w:hAnsiTheme="minorHAnsi" w:cstheme="minorHAnsi"/>
-          <w:i/>
-          <w:iCs/>
-        </w:rPr>
-        <w:t xml:space="preserve"> Health and reflect relevant configurationIds</w:t>
-      </w:r>
-      <w:r>
-        <w:rPr>
-          <w:rFonts w:asciiTheme="minorHAnsi" w:hAnsiTheme="minorHAnsi" w:cstheme="minorHAnsi"/>
-          <w:i/>
-          <w:iCs/>
-        </w:rPr>
-        <w:t>)</w:t>
-      </w:r>
+        </w:rPr>
+      </w:pPr>
     </w:p>
     <w:p>
       <w:pPr>
@@ -10230,21 +9935,12 @@
     </w:p>
     <w:p>
       <w:pPr>
-        <w:pStyle w:val="NormalWeb"/>
-        <w:ind w:left="360"/>
-        <w:rPr>
-          <w:rFonts w:asciiTheme="minorHAnsi" w:hAnsiTheme="minorHAnsi" w:cstheme="minorHAnsi"/>
-        </w:rPr>
-      </w:pPr>
-    </w:p>
-    <w:p>
-      <w:pPr>
         <w:pStyle w:val="Heading2"/>
         <w:rPr>
           <w:rFonts w:asciiTheme="minorHAnsi" w:eastAsia="Times New Roman" w:hAnsiTheme="minorHAnsi" w:cstheme="minorHAnsi"/>
         </w:rPr>
       </w:pPr>
-      <w:bookmarkStart w:id="24" w:name="_Toc223523544"/>
+      <w:bookmarkStart w:id="24" w:name="_Toc228456638"/>
       <w:r>
         <w:rPr>
           <w:rFonts w:asciiTheme="minorHAnsi" w:eastAsia="Times New Roman" w:hAnsiTheme="minorHAnsi" w:cstheme="minorHAnsi"/>
@@ -10407,6 +10103,174 @@
     </w:p>
     <w:p>
       <w:pPr>
+        <w:pStyle w:val="NormalWeb"/>
+        <w:numPr>
+          <w:ilvl w:val="0"/>
+          <w:numId w:val="9"/>
+        </w:numPr>
+        <w:rPr>
+          <w:rFonts w:asciiTheme="minorHAnsi" w:hAnsiTheme="minorHAnsi" w:cstheme="minorHAnsi"/>
+        </w:rPr>
+      </w:pPr>
+      <w:r>
+        <w:rPr>
+          <w:rFonts w:asciiTheme="minorHAnsi" w:hAnsiTheme="minorHAnsi" w:cstheme="minorHAnsi"/>
+          <w:b/>
+          <w:bCs/>
+        </w:rPr>
+        <w:t>Re-</w:t>
+      </w:r>
+      <w:r>
+        <w:rPr>
+          <w:rFonts w:asciiTheme="minorHAnsi" w:hAnsiTheme="minorHAnsi" w:cstheme="minorHAnsi"/>
+          <w:b/>
+          <w:bCs/>
+        </w:rPr>
+        <w:t>Registration</w:t>
+      </w:r>
+      <w:r>
+        <w:rPr>
+          <w:rFonts w:asciiTheme="minorHAnsi" w:hAnsiTheme="minorHAnsi" w:cstheme="minorHAnsi"/>
+        </w:rPr>
+        <w:t>:  The client may send an updated Registration payload at any time while connected provide</w:t>
+      </w:r>
+      <w:r>
+        <w:rPr>
+          <w:rFonts w:asciiTheme="minorHAnsi" w:hAnsiTheme="minorHAnsi" w:cstheme="minorHAnsi"/>
+        </w:rPr>
+        <w:t>d</w:t>
+      </w:r>
+      <w:r>
+        <w:rPr>
+          <w:rFonts w:asciiTheme="minorHAnsi" w:hAnsiTheme="minorHAnsi" w:cstheme="minorHAnsi"/>
+        </w:rPr>
+        <w:t xml:space="preserve"> the ONLY change is to</w:t>
+      </w:r>
+      <w:r>
+        <w:rPr>
+          <w:rFonts w:asciiTheme="minorHAnsi" w:hAnsiTheme="minorHAnsi" w:cstheme="minorHAnsi"/>
+        </w:rPr>
+        <w:t>:</w:t>
+      </w:r>
+      <w:r>
+        <w:rPr>
+          <w:rFonts w:asciiTheme="minorHAnsi" w:hAnsiTheme="minorHAnsi" w:cstheme="minorHAnsi"/>
+        </w:rPr>
+        <w:t xml:space="preserve"> </w:t>
+      </w:r>
+      <w:r>
+        <w:rPr>
+          <w:rFonts w:asciiTheme="minorHAnsi" w:hAnsiTheme="minorHAnsi" w:cstheme="minorHAnsi"/>
+          <w:b/>
+          <w:bCs/>
+        </w:rPr>
+        <w:t>DeviceRegistration</w:t>
+      </w:r>
+      <w:r>
+        <w:rPr>
+          <w:rFonts w:asciiTheme="minorHAnsi" w:hAnsiTheme="minorHAnsi" w:cstheme="minorHAnsi"/>
+        </w:rPr>
+        <w:t>. Channel</w:t>
+      </w:r>
+      <w:r>
+        <w:rPr>
+          <w:rFonts w:asciiTheme="minorHAnsi" w:hAnsiTheme="minorHAnsi" w:cstheme="minorHAnsi"/>
+        </w:rPr>
+        <w:t xml:space="preserve">.profiles. </w:t>
+      </w:r>
+    </w:p>
+    <w:p>
+      <w:pPr>
+        <w:pStyle w:val="NormalWeb"/>
+        <w:numPr>
+          <w:ilvl w:val="1"/>
+          <w:numId w:val="9"/>
+        </w:numPr>
+        <w:rPr>
+          <w:rFonts w:asciiTheme="minorHAnsi" w:hAnsiTheme="minorHAnsi" w:cstheme="minorHAnsi"/>
+        </w:rPr>
+      </w:pPr>
+      <w:r>
+        <w:rPr>
+          <w:rFonts w:asciiTheme="minorHAnsi" w:hAnsiTheme="minorHAnsi" w:cstheme="minorHAnsi"/>
+        </w:rPr>
+        <w:t xml:space="preserve">The host service can thus be informed about changes to the available profiles that a device use may have made since the device was connected.  </w:t>
+      </w:r>
+    </w:p>
+    <w:p>
+      <w:pPr>
+        <w:pStyle w:val="NormalWeb"/>
+        <w:numPr>
+          <w:ilvl w:val="1"/>
+          <w:numId w:val="9"/>
+        </w:numPr>
+        <w:rPr>
+          <w:rFonts w:asciiTheme="minorHAnsi" w:hAnsiTheme="minorHAnsi" w:cstheme="minorHAnsi"/>
+        </w:rPr>
+      </w:pPr>
+      <w:r>
+        <w:rPr>
+          <w:rFonts w:asciiTheme="minorHAnsi" w:hAnsiTheme="minorHAnsi" w:cstheme="minorHAnsi"/>
+        </w:rPr>
+        <w:t>The host service shall detect and apply ONLY Channel.profiles</w:t>
+      </w:r>
+    </w:p>
+    <w:p>
+      <w:pPr>
+        <w:pStyle w:val="NormalWeb"/>
+        <w:numPr>
+          <w:ilvl w:val="1"/>
+          <w:numId w:val="9"/>
+        </w:numPr>
+        <w:rPr>
+          <w:rFonts w:asciiTheme="minorHAnsi" w:hAnsiTheme="minorHAnsi" w:cstheme="minorHAnsi"/>
+        </w:rPr>
+      </w:pPr>
+      <w:r>
+        <w:rPr>
+          <w:rFonts w:asciiTheme="minorHAnsi" w:hAnsiTheme="minorHAnsi" w:cstheme="minorHAnsi"/>
+        </w:rPr>
+        <w:t xml:space="preserve">The host service may update the Configration.Channel.profile if needed </w:t>
+      </w:r>
+      <w:r>
+        <w:rPr>
+          <w:rFonts w:asciiTheme="minorHAnsi" w:hAnsiTheme="minorHAnsi" w:cstheme="minorHAnsi"/>
+        </w:rPr>
+        <w:t xml:space="preserve">to reflect </w:t>
+      </w:r>
+      <w:r>
+        <w:rPr>
+          <w:rFonts w:asciiTheme="minorHAnsi" w:hAnsiTheme="minorHAnsi" w:cstheme="minorHAnsi"/>
+        </w:rPr>
+        <w:t>change</w:t>
+      </w:r>
+      <w:r>
+        <w:rPr>
+          <w:rFonts w:asciiTheme="minorHAnsi" w:hAnsiTheme="minorHAnsi" w:cstheme="minorHAnsi"/>
+        </w:rPr>
+        <w:t>s to the Registered Channel.pr</w:t>
+      </w:r>
+      <w:r>
+        <w:rPr>
+          <w:rFonts w:asciiTheme="minorHAnsi" w:hAnsiTheme="minorHAnsi" w:cstheme="minorHAnsi"/>
+        </w:rPr>
+        <w:t>ofile</w:t>
+      </w:r>
+      <w:r>
+        <w:rPr>
+          <w:rFonts w:asciiTheme="minorHAnsi" w:hAnsiTheme="minorHAnsi" w:cstheme="minorHAnsi"/>
+        </w:rPr>
+        <w:t>s</w:t>
+      </w:r>
+      <w:r>
+        <w:rPr>
+          <w:rFonts w:asciiTheme="minorHAnsi" w:hAnsiTheme="minorHAnsi" w:cstheme="minorHAnsi"/>
+        </w:rPr>
+        <w:t xml:space="preserve">.  </w:t>
+      </w:r>
+    </w:p>
+    <w:p>
+      <w:pPr>
         <w:pStyle w:val="Heading2"/>
         <w:rPr>
           <w:rFonts w:asciiTheme="minorHAnsi" w:eastAsia="Times New Roman" w:hAnsiTheme="minorHAnsi" w:cstheme="minorHAnsi"/>
@@ -10420,7 +10284,7 @@
         </w:rPr>
         <w:br w:type="page"/>
       </w:r>
-      <w:bookmarkStart w:id="25" w:name="_Toc223523545"/>
+      <w:bookmarkStart w:id="25" w:name="_Toc228456639"/>
       <w:r>
         <w:rPr>
           <w:rFonts w:asciiTheme="minorHAnsi" w:eastAsia="Times New Roman" w:hAnsiTheme="minorHAnsi" w:cstheme="minorHAnsi"/>
@@ -10569,7 +10433,7 @@
           <w:rFonts w:asciiTheme="minorHAnsi" w:eastAsia="Times New Roman" w:hAnsiTheme="minorHAnsi" w:cstheme="minorHAnsi"/>
         </w:rPr>
       </w:pPr>
-      <w:bookmarkStart w:id="26" w:name="_Toc223523546"/>
+      <w:bookmarkStart w:id="26" w:name="_Toc228456640"/>
       <w:r>
         <w:rPr>
           <w:rFonts w:asciiTheme="minorHAnsi" w:eastAsia="Times New Roman" w:hAnsiTheme="minorHAnsi" w:cstheme="minorHAnsi"/>
@@ -10801,7 +10665,7 @@
           <w:rFonts w:asciiTheme="minorHAnsi" w:eastAsia="Times New Roman" w:hAnsiTheme="minorHAnsi" w:cstheme="minorHAnsi"/>
         </w:rPr>
       </w:pPr>
-      <w:bookmarkStart w:id="27" w:name="_Toc223523547"/>
+      <w:bookmarkStart w:id="27" w:name="_Toc228456641"/>
       <w:r>
         <w:rPr>
           <w:rFonts w:asciiTheme="minorHAnsi" w:eastAsia="Times New Roman" w:hAnsiTheme="minorHAnsi" w:cstheme="minorHAnsi"/>
@@ -11224,7 +11088,7 @@
           <w:rFonts w:eastAsia="Times New Roman"/>
         </w:rPr>
       </w:pPr>
-      <w:bookmarkStart w:id="28" w:name="_Toc223523548"/>
+      <w:bookmarkStart w:id="28" w:name="_Toc228456642"/>
       <w:r>
         <w:rPr>
           <w:rFonts w:eastAsia="Times New Roman"/>
@@ -11245,7 +11109,7 @@
           <w:rFonts w:eastAsia="Times New Roman"/>
         </w:rPr>
       </w:pPr>
-      <w:bookmarkStart w:id="29" w:name="_Toc223523549"/>
+      <w:bookmarkStart w:id="29" w:name="_Toc228456643"/>
       <w:r>
         <w:rPr>
           <w:rFonts w:eastAsia="Times New Roman"/>
@@ -11754,7 +11618,7 @@
           <w:rFonts w:eastAsia="Times New Roman"/>
         </w:rPr>
       </w:pPr>
-      <w:bookmarkStart w:id="30" w:name="_Toc223523550"/>
+      <w:bookmarkStart w:id="30" w:name="_Toc228456644"/>
       <w:r>
         <w:rPr>
           <w:rFonts w:eastAsia="Times New Roman"/>
@@ -11787,33 +11651,19 @@
           <w:b/>
           <w:bCs/>
         </w:rPr>
-        <w:t>Registration</w:t>
-      </w:r>
-      <w:r>
-        <w:rPr>
-          <w:rFonts w:asciiTheme="minorHAnsi" w:hAnsiTheme="minorHAnsi" w:cstheme="minorHAnsi"/>
-          <w:b/>
-          <w:bCs/>
-        </w:rPr>
-        <w:t>:</w:t>
-      </w:r>
-      <w:r>
-        <w:rPr>
-          <w:rFonts w:asciiTheme="minorHAnsi" w:hAnsiTheme="minorHAnsi" w:cstheme="minorHAnsi"/>
-        </w:rPr>
-        <w:t xml:space="preserve"> </w:t>
-      </w:r>
-      <w:r>
-        <w:rPr>
-          <w:rFonts w:asciiTheme="minorHAnsi" w:hAnsiTheme="minorHAnsi" w:cstheme="minorHAnsi"/>
-        </w:rPr>
-        <w:t>The client may advertise the availability of Thumbnail images via the</w:t>
-      </w:r>
-      <w:r>
-        <w:rPr>
-          <w:rFonts w:asciiTheme="minorHAnsi" w:hAnsiTheme="minorHAnsi" w:cstheme="minorHAnsi"/>
-        </w:rPr>
-        <w:t xml:space="preserve"> </w:t>
+        <w:t xml:space="preserve">Thumbnails are mapped to channels.  </w:t>
+      </w:r>
+      <w:r>
+        <w:rPr>
+          <w:rFonts w:asciiTheme="minorHAnsi" w:hAnsiTheme="minorHAnsi" w:cstheme="minorHAnsi"/>
+        </w:rPr>
+        <w:t xml:space="preserve">The thumbnail subscription will request a thumbnail </w:t>
+      </w:r>
+      <w:r>
+        <w:rPr>
+          <w:rFonts w:asciiTheme="minorHAnsi" w:hAnsiTheme="minorHAnsi" w:cstheme="minorHAnsi"/>
+        </w:rPr>
+        <w:t xml:space="preserve">on a per-channel-id basis.  See: </w:t>
       </w:r>
       <w:r>
         <w:rPr>
@@ -11821,7 +11671,7 @@
           <w:i/>
           <w:iCs/>
         </w:rPr>
-        <w:t>Registration:ThumbnailLis</w:t>
+        <w:t>ThumbnailSubscription</w:t>
       </w:r>
       <w:r>
         <w:rPr>
@@ -11829,7 +11679,13 @@
           <w:i/>
           <w:iCs/>
         </w:rPr>
-        <w:t xml:space="preserve">t.  The client may omit this setting if the following conditions can be satisfied.  </w:t>
+        <w:t xml:space="preserve"> </w:t>
+      </w:r>
+      <w:r>
+        <w:rPr>
+          <w:rFonts w:asciiTheme="minorHAnsi" w:hAnsiTheme="minorHAnsi" w:cstheme="minorHAnsi"/>
+        </w:rPr>
+        <w:t>See model for required params.</w:t>
       </w:r>
     </w:p>
     <w:p>
@@ -11849,58 +11705,61 @@
           <w:b/>
           <w:bCs/>
         </w:rPr>
-        <w:t>Image Type:</w:t>
-      </w:r>
-      <w:r>
-        <w:rPr>
-          <w:rFonts w:asciiTheme="minorHAnsi" w:hAnsiTheme="minorHAnsi" w:cstheme="minorHAnsi"/>
-        </w:rPr>
-        <w:t xml:space="preserve"> </w:t>
-      </w:r>
-      <w:r>
-        <w:rPr>
-          <w:rFonts w:asciiTheme="minorHAnsi" w:hAnsiTheme="minorHAnsi" w:cstheme="minorHAnsi"/>
-          <w:i/>
-          <w:iCs/>
-        </w:rPr>
-        <w:t>Registration:ThumbnailList:</w:t>
-      </w:r>
-      <w:r>
-        <w:rPr>
-          <w:i/>
-          <w:iCs/>
-        </w:rPr>
-        <w:t xml:space="preserve"> </w:t>
-      </w:r>
-      <w:r>
-        <w:rPr>
-          <w:rFonts w:asciiTheme="minorHAnsi" w:hAnsiTheme="minorHAnsi" w:cstheme="minorHAnsi"/>
-          <w:i/>
-          <w:iCs/>
-        </w:rPr>
-        <w:t>Thumbnail</w:t>
-      </w:r>
-      <w:r>
-        <w:rPr>
-          <w:rFonts w:asciiTheme="minorHAnsi" w:hAnsiTheme="minorHAnsi" w:cstheme="minorHAnsi"/>
-        </w:rPr>
-        <w:t>:</w:t>
-      </w:r>
-      <w:r>
-        <w:rPr>
-          <w:rFonts w:asciiTheme="minorHAnsi" w:hAnsiTheme="minorHAnsi" w:cstheme="minorHAnsi"/>
-          <w:b/>
-          <w:bCs/>
-          <w:i/>
-          <w:iCs/>
-        </w:rPr>
-        <w:t>localPath</w:t>
-      </w:r>
-      <w:r>
-        <w:rPr>
-          <w:rFonts w:asciiTheme="minorHAnsi" w:hAnsiTheme="minorHAnsi" w:cstheme="minorHAnsi"/>
-        </w:rPr>
-        <w:t xml:space="preserve"> describes the complete path where the device’s generated images are written. </w:t>
+        <w:t>JPEG and PNG are supported.</w:t>
+      </w:r>
+      <w:r>
+        <w:rPr>
+          <w:rFonts w:asciiTheme="minorHAnsi" w:hAnsiTheme="minorHAnsi" w:cstheme="minorHAnsi"/>
+        </w:rPr>
+        <w:t xml:space="preserve">  </w:t>
+      </w:r>
+      <w:r>
+        <w:rPr>
+          <w:rFonts w:asciiTheme="minorHAnsi" w:hAnsiTheme="minorHAnsi" w:cstheme="minorHAnsi"/>
+        </w:rPr>
+        <w:t xml:space="preserve">The client shall ensure that </w:t>
+      </w:r>
+      <w:r>
+        <w:rPr>
+          <w:rFonts w:asciiTheme="minorHAnsi" w:hAnsiTheme="minorHAnsi" w:cstheme="minorHAnsi"/>
+        </w:rPr>
+        <w:t xml:space="preserve">delivered </w:t>
+      </w:r>
+      <w:r>
+        <w:rPr>
+          <w:rFonts w:asciiTheme="minorHAnsi" w:hAnsiTheme="minorHAnsi" w:cstheme="minorHAnsi"/>
+        </w:rPr>
+        <w:t xml:space="preserve">images </w:t>
+      </w:r>
+      <w:r>
+        <w:rPr>
+          <w:rFonts w:asciiTheme="minorHAnsi" w:hAnsiTheme="minorHAnsi" w:cstheme="minorHAnsi"/>
+        </w:rPr>
+        <w:t xml:space="preserve">files include the </w:t>
+      </w:r>
+      <w:r>
+        <w:rPr>
+          <w:rFonts w:asciiTheme="minorHAnsi" w:hAnsiTheme="minorHAnsi" w:cstheme="minorHAnsi"/>
+        </w:rPr>
+        <w:t>following suffix</w:t>
+      </w:r>
+      <w:r>
+        <w:rPr>
+          <w:rFonts w:asciiTheme="minorHAnsi" w:hAnsiTheme="minorHAnsi" w:cstheme="minorHAnsi"/>
+        </w:rPr>
+        <w:t xml:space="preserve">: </w:t>
+      </w:r>
+      <w:r>
+        <w:rPr>
+          <w:rFonts w:asciiTheme="minorHAnsi" w:hAnsiTheme="minorHAnsi" w:cstheme="minorHAnsi"/>
+        </w:rPr>
+        <w:t>.jpg .JPEG .JPG .png .PNG</w:t>
+      </w:r>
+      <w:r>
+        <w:rPr>
+          <w:rFonts w:asciiTheme="minorHAnsi" w:hAnsiTheme="minorHAnsi" w:cstheme="minorHAnsi"/>
+        </w:rPr>
+        <w:t xml:space="preserve">.  </w:t>
       </w:r>
     </w:p>
     <w:p>
@@ -11920,49 +11779,39 @@
           <w:b/>
           <w:bCs/>
         </w:rPr>
-        <w:t>JPEG and PNG are supported.</w:t>
-      </w:r>
-      <w:r>
-        <w:rPr>
-          <w:rFonts w:asciiTheme="minorHAnsi" w:hAnsiTheme="minorHAnsi" w:cstheme="minorHAnsi"/>
-        </w:rPr>
-        <w:t xml:space="preserve">  </w:t>
-      </w:r>
-      <w:r>
-        <w:rPr>
-          <w:rFonts w:asciiTheme="minorHAnsi" w:hAnsiTheme="minorHAnsi" w:cstheme="minorHAnsi"/>
-        </w:rPr>
-        <w:t xml:space="preserve">The client shall ensure that images </w:t>
-      </w:r>
-      <w:r>
-        <w:rPr>
-          <w:rFonts w:asciiTheme="minorHAnsi" w:hAnsiTheme="minorHAnsi" w:cstheme="minorHAnsi"/>
-        </w:rPr>
-        <w:t xml:space="preserve">files include the </w:t>
-      </w:r>
-      <w:r>
-        <w:rPr>
-          <w:rFonts w:asciiTheme="minorHAnsi" w:hAnsiTheme="minorHAnsi" w:cstheme="minorHAnsi"/>
-        </w:rPr>
-        <w:t>following suffix</w:t>
-      </w:r>
-      <w:r>
-        <w:rPr>
-          <w:rFonts w:asciiTheme="minorHAnsi" w:hAnsiTheme="minorHAnsi" w:cstheme="minorHAnsi"/>
-        </w:rPr>
-        <w:t xml:space="preserve">: </w:t>
-      </w:r>
-      <w:r>
-        <w:rPr>
-          <w:rFonts w:asciiTheme="minorHAnsi" w:hAnsiTheme="minorHAnsi" w:cstheme="minorHAnsi"/>
-        </w:rPr>
-        <w:t>.jpg .JPEG .JPG .png .PNG</w:t>
-      </w:r>
-      <w:r>
-        <w:rPr>
-          <w:rFonts w:asciiTheme="minorHAnsi" w:hAnsiTheme="minorHAnsi" w:cstheme="minorHAnsi"/>
-        </w:rPr>
-        <w:t xml:space="preserve">.  </w:t>
+        <w:t>Request:</w:t>
+      </w:r>
+      <w:r>
+        <w:rPr>
+          <w:rFonts w:asciiTheme="minorHAnsi" w:hAnsiTheme="minorHAnsi" w:cstheme="minorHAnsi"/>
+        </w:rPr>
+        <w:t xml:space="preserve"> the host may request thumbnails via the</w:t>
+      </w:r>
+      <w:r>
+        <w:rPr>
+          <w:rFonts w:asciiTheme="minorHAnsi" w:hAnsiTheme="minorHAnsi" w:cstheme="minorHAnsi"/>
+          <w:b/>
+          <w:bCs/>
+        </w:rPr>
+        <w:t xml:space="preserve"> </w:t>
+      </w:r>
+      <w:r>
+        <w:rPr>
+          <w:rFonts w:asciiTheme="minorHAnsi" w:hAnsiTheme="minorHAnsi" w:cstheme="minorHAnsi"/>
+        </w:rPr>
+        <w:t>subThumbnailSubcriptionTopic</w:t>
+      </w:r>
+      <w:r>
+        <w:rPr>
+          <w:rFonts w:asciiTheme="minorHAnsi" w:hAnsiTheme="minorHAnsi" w:cstheme="minorHAnsi"/>
+        </w:rPr>
+        <w:t xml:space="preserve">. </w:t>
+      </w:r>
+      <w:r>
+        <w:rPr>
+          <w:rFonts w:asciiTheme="minorHAnsi" w:hAnsiTheme="minorHAnsi" w:cstheme="minorHAnsi"/>
+        </w:rPr>
+        <w:t xml:space="preserve">See model for required params.  </w:t>
       </w:r>
     </w:p>
     <w:p>
@@ -11983,92 +11832,6 @@
           <w:bCs/>
         </w:rPr>
         <w:lastRenderedPageBreak/>
-        <w:t>Request:</w:t>
-      </w:r>
-      <w:r>
-        <w:rPr>
-          <w:rFonts w:asciiTheme="minorHAnsi" w:hAnsiTheme="minorHAnsi" w:cstheme="minorHAnsi"/>
-        </w:rPr>
-        <w:t xml:space="preserve"> the host may request thumbnails via the</w:t>
-      </w:r>
-      <w:r>
-        <w:rPr>
-          <w:rFonts w:asciiTheme="minorHAnsi" w:hAnsiTheme="minorHAnsi" w:cstheme="minorHAnsi"/>
-          <w:b/>
-          <w:bCs/>
-        </w:rPr>
-        <w:t xml:space="preserve"> </w:t>
-      </w:r>
-      <w:r>
-        <w:rPr>
-          <w:rFonts w:asciiTheme="minorHAnsi" w:hAnsiTheme="minorHAnsi" w:cstheme="minorHAnsi"/>
-        </w:rPr>
-        <w:t>subThumbnailSubcriptionTopic</w:t>
-      </w:r>
-      <w:r>
-        <w:rPr>
-          <w:rFonts w:asciiTheme="minorHAnsi" w:hAnsiTheme="minorHAnsi" w:cstheme="minorHAnsi"/>
-        </w:rPr>
-        <w:t xml:space="preserve"> </w:t>
-      </w:r>
-      <w:r>
-        <w:rPr>
-          <w:rFonts w:asciiTheme="minorHAnsi" w:hAnsiTheme="minorHAnsi" w:cstheme="minorHAnsi"/>
-        </w:rPr>
-        <w:t xml:space="preserve">with the </w:t>
-      </w:r>
-      <w:r>
-        <w:rPr>
-          <w:rFonts w:asciiTheme="minorHAnsi" w:hAnsiTheme="minorHAnsi" w:cstheme="minorHAnsi"/>
-          <w:i/>
-          <w:iCs/>
-        </w:rPr>
-        <w:t>ThumbnailRequest</w:t>
-      </w:r>
-      <w:r>
-        <w:rPr>
-          <w:rFonts w:asciiTheme="minorHAnsi" w:hAnsiTheme="minorHAnsi" w:cstheme="minorHAnsi"/>
-          <w:b/>
-          <w:bCs/>
-        </w:rPr>
-        <w:t xml:space="preserve"> </w:t>
-      </w:r>
-      <w:r>
-        <w:rPr>
-          <w:rFonts w:asciiTheme="minorHAnsi" w:hAnsiTheme="minorHAnsi" w:cstheme="minorHAnsi"/>
-        </w:rPr>
-        <w:t>model</w:t>
-      </w:r>
-      <w:r>
-        <w:rPr>
-          <w:rFonts w:asciiTheme="minorHAnsi" w:hAnsiTheme="minorHAnsi" w:cstheme="minorHAnsi"/>
-        </w:rPr>
-        <w:t>.</w:t>
-      </w:r>
-      <w:r>
-        <w:rPr>
-          <w:rFonts w:asciiTheme="minorHAnsi" w:hAnsiTheme="minorHAnsi" w:cstheme="minorHAnsi"/>
-        </w:rPr>
-        <w:t xml:space="preserve">  See model for required params.  </w:t>
-      </w:r>
-    </w:p>
-    <w:p>
-      <w:pPr>
-        <w:pStyle w:val="ListParagraph"/>
-        <w:numPr>
-          <w:ilvl w:val="0"/>
-          <w:numId w:val="11"/>
-        </w:numPr>
-        <w:rPr>
-          <w:rFonts w:asciiTheme="minorHAnsi" w:hAnsiTheme="minorHAnsi" w:cstheme="minorHAnsi"/>
-        </w:rPr>
-      </w:pPr>
-      <w:r>
-        <w:rPr>
-          <w:rFonts w:asciiTheme="minorHAnsi" w:hAnsiTheme="minorHAnsi" w:cstheme="minorHAnsi"/>
-          <w:b/>
-          <w:bCs/>
-        </w:rPr>
         <w:t>Delivery:</w:t>
       </w:r>
       <w:r>
@@ -12103,7 +11866,7 @@
           <w:rFonts w:eastAsia="Times New Roman"/>
         </w:rPr>
       </w:pPr>
-      <w:bookmarkStart w:id="31" w:name="_Toc223523551"/>
+      <w:bookmarkStart w:id="31" w:name="_Toc228456645"/>
       <w:r>
         <w:rPr>
           <w:rFonts w:eastAsia="Times New Roman"/>
@@ -12125,7 +11888,7 @@
           <w:rFonts w:eastAsia="Times New Roman"/>
         </w:rPr>
       </w:pPr>
-      <w:bookmarkStart w:id="32" w:name="_Toc223523552"/>
+      <w:bookmarkStart w:id="32" w:name="_Toc228456646"/>
       <w:r>
         <w:rPr>
           <w:rFonts w:eastAsia="Times New Roman"/>
@@ -12426,22 +12189,22 @@
           <w:rFonts w:eastAsia="Times New Roman"/>
         </w:rPr>
       </w:pPr>
-      <w:bookmarkStart w:id="33" w:name="_Toc223523553"/>
+      <w:bookmarkStart w:id="33" w:name="_Toc228456647"/>
       <w:r>
         <w:rPr>
           <w:rFonts w:eastAsia="Times New Roman"/>
         </w:rPr>
+        <w:t>Subscription Overview (Informative)</w:t>
+      </w:r>
+      <w:bookmarkEnd w:id="33"/>
+    </w:p>
+    <w:p/>
+    <w:p>
+      <w:r>
+        <w:rPr>
+          <w:noProof/>
+        </w:rPr>
         <w:lastRenderedPageBreak/>
-        <w:t>Subscription Overview (Informative)</w:t>
-      </w:r>
-      <w:bookmarkEnd w:id="33"/>
-    </w:p>
-    <w:p/>
-    <w:p>
-      <w:r>
-        <w:rPr>
-          <w:noProof/>
-        </w:rPr>
         <w:drawing>
           <wp:anchor distT="0" distB="0" distL="114300" distR="114300" simplePos="0" relativeHeight="251670528" behindDoc="0" locked="0" layoutInCell="1" allowOverlap="1" wp14:anchorId="576A85AE" wp14:editId="1A0FA06B">
             <wp:simplePos x="0" y="0"/>
@@ -12613,7 +12376,7 @@
           <w:rFonts w:eastAsia="Times New Roman"/>
         </w:rPr>
       </w:pPr>
-      <w:bookmarkStart w:id="34" w:name="_Toc223523554"/>
+      <w:bookmarkStart w:id="34" w:name="_Toc228456648"/>
       <w:r>
         <w:rPr>
           <w:rFonts w:eastAsia="Times New Roman"/>
@@ -12827,14 +12590,33 @@
           <w:rFonts w:eastAsia="Times New Roman"/>
         </w:rPr>
       </w:pPr>
-      <w:bookmarkStart w:id="35" w:name="_Toc223523555"/>
+      <w:bookmarkStart w:id="35" w:name="_Toc228456649"/>
       <w:r>
         <w:rPr>
           <w:rFonts w:eastAsia="Times New Roman"/>
         </w:rPr>
-        <w:t>Models (informative)</w:t>
+        <w:lastRenderedPageBreak/>
+        <w:t xml:space="preserve">The TR-12 </w:t>
+      </w:r>
+      <w:r>
+        <w:rPr>
+          <w:rFonts w:eastAsia="Times New Roman"/>
+        </w:rPr>
+        <w:t>Model</w:t>
+      </w:r>
+      <w:r>
+        <w:rPr>
+          <w:rFonts w:eastAsia="Times New Roman"/>
+        </w:rPr>
+        <w:t xml:space="preserve"> (informative)</w:t>
       </w:r>
       <w:bookmarkEnd w:id="35"/>
+    </w:p>
+    <w:p/>
+    <w:p>
+      <w:r>
+        <w:t>The TR-12 Model describes the client-service MQTT and HTTPS request/response contract. All client-service behaviors are built around these models.  They enable common, versioned and validate-able message payloads and responses.</w:t>
+      </w:r>
     </w:p>
     <w:p>
       <w:pPr>
@@ -13124,7 +12906,13 @@
         <w:rPr>
           <w:rFonts w:asciiTheme="minorHAnsi" w:hAnsiTheme="minorHAnsi" w:cstheme="minorHAnsi"/>
         </w:rPr>
-        <w:t xml:space="preserve">requires building the desired model </w:t>
+        <w:t>is accomplished by</w:t>
+      </w:r>
+      <w:r>
+        <w:rPr>
+          <w:rFonts w:asciiTheme="minorHAnsi" w:hAnsiTheme="minorHAnsi" w:cstheme="minorHAnsi"/>
+        </w:rPr>
+        <w:t xml:space="preserve"> building the desired model </w:t>
       </w:r>
       <w:r>
         <w:rPr>
@@ -13148,8 +12936,567 @@
         <w:rPr>
           <w:rFonts w:asciiTheme="minorHAnsi" w:hAnsiTheme="minorHAnsi" w:cstheme="minorHAnsi"/>
         </w:rPr>
-        <w:t xml:space="preserve">models will handle serialization and validation. </w:t>
-      </w:r>
+        <w:t xml:space="preserve">models handle </w:t>
+      </w:r>
+      <w:r>
+        <w:rPr>
+          <w:rFonts w:asciiTheme="minorHAnsi" w:hAnsiTheme="minorHAnsi" w:cstheme="minorHAnsi"/>
+        </w:rPr>
+        <w:t>(de)</w:t>
+      </w:r>
+      <w:r>
+        <w:rPr>
+          <w:rFonts w:asciiTheme="minorHAnsi" w:hAnsiTheme="minorHAnsi" w:cstheme="minorHAnsi"/>
+        </w:rPr>
+        <w:t xml:space="preserve">serialization and validation. </w:t>
+      </w:r>
+    </w:p>
+    <w:p>
+      <w:pPr>
+        <w:pStyle w:val="Heading2"/>
+        <w:rPr>
+          <w:rFonts w:eastAsia="Times New Roman"/>
+        </w:rPr>
+      </w:pPr>
+      <w:bookmarkStart w:id="36" w:name="_Toc228456650"/>
+      <w:r>
+        <w:rPr>
+          <w:rFonts w:eastAsia="Times New Roman"/>
+        </w:rPr>
+        <w:t xml:space="preserve">The TR-12 </w:t>
+      </w:r>
+      <w:r>
+        <w:rPr>
+          <w:rFonts w:eastAsia="Times New Roman"/>
+        </w:rPr>
+        <w:t>Model</w:t>
+      </w:r>
+      <w:r>
+        <w:rPr>
+          <w:rFonts w:eastAsia="Times New Roman"/>
+        </w:rPr>
+        <w:t xml:space="preserve"> </w:t>
+      </w:r>
+      <w:r>
+        <w:rPr>
+          <w:rFonts w:eastAsia="Times New Roman"/>
+        </w:rPr>
+        <w:t>Version</w:t>
+      </w:r>
+      <w:bookmarkEnd w:id="36"/>
+    </w:p>
+    <w:p>
+      <w:pPr>
+        <w:pStyle w:val="NormalWeb"/>
+        <w:rPr>
+          <w:rFonts w:asciiTheme="minorHAnsi" w:hAnsiTheme="minorHAnsi" w:cstheme="minorHAnsi"/>
+        </w:rPr>
+      </w:pPr>
+      <w:r>
+        <w:rPr>
+          <w:rFonts w:asciiTheme="minorHAnsi" w:hAnsiTheme="minorHAnsi" w:cstheme="minorHAnsi"/>
+        </w:rPr>
+        <w:t xml:space="preserve">A critically important element of the TR12 Models is the Version.  A client and host must have a common </w:t>
+      </w:r>
+      <w:r>
+        <w:rPr>
+          <w:rFonts w:asciiTheme="minorHAnsi" w:hAnsiTheme="minorHAnsi" w:cstheme="minorHAnsi"/>
+        </w:rPr>
+        <w:t xml:space="preserve">communication model for all messages.  </w:t>
+      </w:r>
+    </w:p>
+    <w:p>
+      <w:pPr>
+        <w:pStyle w:val="NormalWeb"/>
+        <w:rPr>
+          <w:rFonts w:asciiTheme="minorHAnsi" w:hAnsiTheme="minorHAnsi" w:cstheme="minorHAnsi"/>
+        </w:rPr>
+      </w:pPr>
+      <w:r>
+        <w:rPr>
+          <w:rFonts w:asciiTheme="minorHAnsi" w:hAnsiTheme="minorHAnsi" w:cstheme="minorHAnsi"/>
+        </w:rPr>
+        <w:t>https://github.com/vsf-tv/TR-12-Models/</w:t>
+      </w:r>
+    </w:p>
+    <w:p>
+      <w:pPr>
+        <w:pStyle w:val="NormalWeb"/>
+        <w:rPr>
+          <w:rFonts w:asciiTheme="minorHAnsi" w:hAnsiTheme="minorHAnsi" w:cstheme="minorHAnsi"/>
+        </w:rPr>
+      </w:pPr>
+      <w:r>
+        <w:rPr>
+          <w:rFonts w:asciiTheme="minorHAnsi" w:hAnsiTheme="minorHAnsi" w:cstheme="minorHAnsi"/>
+        </w:rPr>
+        <w:t>Th</w:t>
+      </w:r>
+      <w:r>
+        <w:rPr>
+          <w:rFonts w:asciiTheme="minorHAnsi" w:hAnsiTheme="minorHAnsi" w:cstheme="minorHAnsi"/>
+        </w:rPr>
+        <w:t xml:space="preserve">e </w:t>
+      </w:r>
+      <w:r>
+        <w:rPr>
+          <w:rFonts w:asciiTheme="minorHAnsi" w:hAnsiTheme="minorHAnsi" w:cstheme="minorHAnsi"/>
+          <w:b/>
+          <w:bCs/>
+        </w:rPr>
+        <w:t>common.smithy</w:t>
+      </w:r>
+      <w:r>
+        <w:rPr>
+          <w:rFonts w:asciiTheme="minorHAnsi" w:hAnsiTheme="minorHAnsi" w:cstheme="minorHAnsi"/>
+        </w:rPr>
+        <w:t xml:space="preserve"> </w:t>
+      </w:r>
+      <w:r>
+        <w:rPr>
+          <w:rFonts w:asciiTheme="minorHAnsi" w:hAnsiTheme="minorHAnsi" w:cstheme="minorHAnsi"/>
+        </w:rPr>
+        <w:t xml:space="preserve">includes a </w:t>
+      </w:r>
+      <w:r>
+        <w:rPr>
+          <w:rFonts w:asciiTheme="minorHAnsi" w:hAnsiTheme="minorHAnsi" w:cstheme="minorHAnsi"/>
+          <w:b/>
+          <w:bCs/>
+        </w:rPr>
+        <w:t>ProtocolVersion</w:t>
+      </w:r>
+      <w:r>
+        <w:rPr>
+          <w:rFonts w:asciiTheme="minorHAnsi" w:hAnsiTheme="minorHAnsi" w:cstheme="minorHAnsi"/>
+        </w:rPr>
+        <w:t xml:space="preserve"> that must be supplied in the CreatePairingCode request model.  This allows a host service to reject connections from devices with a mismatched TR-12 Version.   </w:t>
+      </w:r>
+      <w:r>
+        <w:rPr>
+          <w:rFonts w:asciiTheme="minorHAnsi" w:hAnsiTheme="minorHAnsi" w:cstheme="minorHAnsi"/>
+        </w:rPr>
+        <w:t xml:space="preserve">This is available in the generated code model so clients </w:t>
+      </w:r>
+      <w:r>
+        <w:rPr>
+          <w:rFonts w:asciiTheme="minorHAnsi" w:hAnsiTheme="minorHAnsi" w:cstheme="minorHAnsi"/>
+        </w:rPr>
+        <w:t>have access via a static class accessor</w:t>
+      </w:r>
+      <w:r>
+        <w:rPr>
+          <w:rFonts w:asciiTheme="minorHAnsi" w:hAnsiTheme="minorHAnsi" w:cstheme="minorHAnsi"/>
+        </w:rPr>
+        <w:t xml:space="preserve">: </w:t>
+      </w:r>
+      <w:r>
+        <w:rPr>
+          <w:rFonts w:asciiTheme="minorHAnsi" w:hAnsiTheme="minorHAnsi" w:cstheme="minorHAnsi"/>
+        </w:rPr>
+        <w:t>tr12models.ProtocolVersion</w:t>
+      </w:r>
+    </w:p>
+    <w:p>
+      <w:pPr>
+        <w:pStyle w:val="NoSpacing"/>
+        <w:rPr>
+          <w:rFonts w:ascii="Courier New" w:hAnsi="Courier New" w:cs="Courier New"/>
+        </w:rPr>
+      </w:pPr>
+      <w:r>
+        <w:rPr>
+          <w:rFonts w:ascii="Courier New" w:hAnsi="Courier New" w:cs="Courier New"/>
+        </w:rPr>
+        <w:t>structure ProtocolVersion {</w:t>
+      </w:r>
+    </w:p>
+    <w:p>
+      <w:pPr>
+        <w:pStyle w:val="NoSpacing"/>
+        <w:rPr>
+          <w:rFonts w:ascii="Courier New" w:hAnsi="Courier New" w:cs="Courier New"/>
+        </w:rPr>
+      </w:pPr>
+      <w:r>
+        <w:rPr>
+          <w:rFonts w:ascii="Courier New" w:hAnsi="Courier New" w:cs="Courier New"/>
+        </w:rPr>
+        <w:t xml:space="preserve">    @default("2.0.1")</w:t>
+      </w:r>
+    </w:p>
+    <w:p>
+      <w:pPr>
+        <w:pStyle w:val="NoSpacing"/>
+        <w:rPr>
+          <w:rFonts w:ascii="Courier New" w:hAnsi="Courier New" w:cs="Courier New"/>
+        </w:rPr>
+      </w:pPr>
+      <w:r>
+        <w:rPr>
+          <w:rFonts w:ascii="Courier New" w:hAnsi="Courier New" w:cs="Courier New"/>
+        </w:rPr>
+        <w:t xml:space="preserve">    version: String</w:t>
+      </w:r>
+    </w:p>
+    <w:p>
+      <w:pPr>
+        <w:pStyle w:val="NoSpacing"/>
+        <w:rPr>
+          <w:rFonts w:ascii="Courier New" w:hAnsi="Courier New" w:cs="Courier New"/>
+        </w:rPr>
+      </w:pPr>
+      <w:r>
+        <w:rPr>
+          <w:rFonts w:ascii="Courier New" w:hAnsi="Courier New" w:cs="Courier New"/>
+        </w:rPr>
+        <w:t>}</w:t>
+      </w:r>
+    </w:p>
+    <w:p>
+      <w:pPr>
+        <w:pStyle w:val="NormalWeb"/>
+        <w:rPr>
+          <w:rFonts w:asciiTheme="minorHAnsi" w:hAnsiTheme="minorHAnsi" w:cstheme="minorHAnsi"/>
+        </w:rPr>
+      </w:pPr>
+      <w:r>
+        <w:rPr>
+          <w:rFonts w:asciiTheme="minorHAnsi" w:hAnsiTheme="minorHAnsi" w:cstheme="minorHAnsi"/>
+          <w:b/>
+          <w:bCs/>
+        </w:rPr>
+        <w:t>Permitted TR-12-Model Changes</w:t>
+      </w:r>
+      <w:r>
+        <w:rPr>
+          <w:rFonts w:asciiTheme="minorHAnsi" w:hAnsiTheme="minorHAnsi" w:cstheme="minorHAnsi"/>
+        </w:rPr>
+        <w:t xml:space="preserve">:  </w:t>
+      </w:r>
+      <w:r>
+        <w:rPr>
+          <w:rFonts w:asciiTheme="minorHAnsi" w:hAnsiTheme="minorHAnsi" w:cstheme="minorHAnsi"/>
+        </w:rPr>
+        <w:t>O</w:t>
+      </w:r>
+      <w:r>
+        <w:rPr>
+          <w:rFonts w:asciiTheme="minorHAnsi" w:hAnsiTheme="minorHAnsi" w:cstheme="minorHAnsi"/>
+        </w:rPr>
+        <w:t>nce</w:t>
+      </w:r>
+      <w:r>
+        <w:rPr>
+          <w:rFonts w:asciiTheme="minorHAnsi" w:hAnsiTheme="minorHAnsi" w:cstheme="minorHAnsi"/>
+        </w:rPr>
+        <w:t xml:space="preserve"> the</w:t>
+      </w:r>
+      <w:r>
+        <w:rPr>
+          <w:rFonts w:asciiTheme="minorHAnsi" w:hAnsiTheme="minorHAnsi" w:cstheme="minorHAnsi"/>
+        </w:rPr>
+        <w:t xml:space="preserve"> TR12 draft is approved</w:t>
+      </w:r>
+      <w:r>
+        <w:rPr>
+          <w:rFonts w:asciiTheme="minorHAnsi" w:hAnsiTheme="minorHAnsi" w:cstheme="minorHAnsi"/>
+        </w:rPr>
+        <w:t xml:space="preserve"> and formally committed</w:t>
+      </w:r>
+      <w:r>
+        <w:rPr>
+          <w:rFonts w:asciiTheme="minorHAnsi" w:hAnsiTheme="minorHAnsi" w:cstheme="minorHAnsi"/>
+        </w:rPr>
+        <w:t>, only non-breaking changes are permitted</w:t>
+      </w:r>
+      <w:r>
+        <w:rPr>
+          <w:rFonts w:asciiTheme="minorHAnsi" w:hAnsiTheme="minorHAnsi" w:cstheme="minorHAnsi"/>
+        </w:rPr>
+        <w:t xml:space="preserve"> </w:t>
+      </w:r>
+      <w:r>
+        <w:rPr>
+          <w:rFonts w:asciiTheme="minorHAnsi" w:hAnsiTheme="minorHAnsi" w:cstheme="minorHAnsi"/>
+        </w:rPr>
+        <w:t xml:space="preserve">to preserve backward compatibility.  This concept is a </w:t>
+      </w:r>
+      <w:r>
+        <w:rPr>
+          <w:rFonts w:asciiTheme="minorHAnsi" w:hAnsiTheme="minorHAnsi" w:cstheme="minorHAnsi"/>
+        </w:rPr>
+        <w:lastRenderedPageBreak/>
+        <w:t xml:space="preserve">widely used in large scale cloud services where clients written against one API </w:t>
+      </w:r>
+      <w:r>
+        <w:rPr>
+          <w:rFonts w:asciiTheme="minorHAnsi" w:hAnsiTheme="minorHAnsi" w:cstheme="minorHAnsi"/>
+        </w:rPr>
+        <w:t>are not affected by API changes</w:t>
+      </w:r>
+      <w:r>
+        <w:rPr>
+          <w:rFonts w:asciiTheme="minorHAnsi" w:hAnsiTheme="minorHAnsi" w:cstheme="minorHAnsi"/>
+        </w:rPr>
+        <w:t xml:space="preserve">.  </w:t>
+      </w:r>
+      <w:r>
+        <w:rPr>
+          <w:rFonts w:asciiTheme="minorHAnsi" w:hAnsiTheme="minorHAnsi" w:cstheme="minorHAnsi"/>
+          <w:b/>
+          <w:bCs/>
+        </w:rPr>
+        <w:t>Version updates may not:</w:t>
+      </w:r>
+      <w:r>
+        <w:rPr>
+          <w:rFonts w:asciiTheme="minorHAnsi" w:hAnsiTheme="minorHAnsi" w:cstheme="minorHAnsi"/>
+        </w:rPr>
+        <w:t xml:space="preserve"> add new required fields, change param names, types, remove items from enums,</w:t>
+      </w:r>
+      <w:r>
+        <w:rPr>
+          <w:rFonts w:asciiTheme="minorHAnsi" w:hAnsiTheme="minorHAnsi" w:cstheme="minorHAnsi"/>
+        </w:rPr>
+        <w:t xml:space="preserve"> or remove fields.  New fields must never be required and if supplied </w:t>
+      </w:r>
+      <w:r>
+        <w:rPr>
+          <w:rFonts w:asciiTheme="minorHAnsi" w:hAnsiTheme="minorHAnsi" w:cstheme="minorHAnsi"/>
+        </w:rPr>
+        <w:t>as optional can</w:t>
+      </w:r>
+      <w:r>
+        <w:rPr>
+          <w:rFonts w:asciiTheme="minorHAnsi" w:hAnsiTheme="minorHAnsi" w:cstheme="minorHAnsi"/>
+        </w:rPr>
+        <w:t xml:space="preserve"> be </w:t>
+      </w:r>
+      <w:r>
+        <w:rPr>
+          <w:rFonts w:asciiTheme="minorHAnsi" w:hAnsiTheme="minorHAnsi" w:cstheme="minorHAnsi"/>
+        </w:rPr>
+        <w:t xml:space="preserve">safely and </w:t>
+      </w:r>
+      <w:r>
+        <w:rPr>
+          <w:rFonts w:asciiTheme="minorHAnsi" w:hAnsiTheme="minorHAnsi" w:cstheme="minorHAnsi"/>
+        </w:rPr>
+        <w:t>silently ignored</w:t>
+      </w:r>
+      <w:r>
+        <w:rPr>
+          <w:rFonts w:asciiTheme="minorHAnsi" w:hAnsiTheme="minorHAnsi" w:cstheme="minorHAnsi"/>
+        </w:rPr>
+        <w:t xml:space="preserve"> when not supported by older version with no behavior change to </w:t>
+      </w:r>
+      <w:r>
+        <w:rPr>
+          <w:rFonts w:asciiTheme="minorHAnsi" w:hAnsiTheme="minorHAnsi" w:cstheme="minorHAnsi"/>
+        </w:rPr>
+        <w:t xml:space="preserve">in the underlying service. Basically ONLY new, optional items can be added. </w:t>
+      </w:r>
+      <w:r>
+        <w:rPr>
+          <w:rFonts w:asciiTheme="minorHAnsi" w:hAnsiTheme="minorHAnsi" w:cstheme="minorHAnsi"/>
+        </w:rPr>
+        <w:t xml:space="preserve"> </w:t>
+      </w:r>
+    </w:p>
+    <w:p>
+      <w:pPr>
+        <w:pStyle w:val="NormalWeb"/>
+        <w:rPr>
+          <w:rFonts w:asciiTheme="minorHAnsi" w:hAnsiTheme="minorHAnsi" w:cstheme="minorHAnsi"/>
+          <w:b/>
+          <w:bCs/>
+        </w:rPr>
+      </w:pPr>
+      <w:r>
+        <w:rPr>
+          <w:rFonts w:asciiTheme="minorHAnsi" w:hAnsiTheme="minorHAnsi" w:cstheme="minorHAnsi"/>
+          <w:b/>
+          <w:bCs/>
+        </w:rPr>
+        <w:t>TR-12 Protocol Versioning (Semantic</w:t>
+      </w:r>
+      <w:r>
+        <w:rPr>
+          <w:rFonts w:asciiTheme="minorHAnsi" w:hAnsiTheme="minorHAnsi" w:cstheme="minorHAnsi"/>
+          <w:b/>
+          <w:bCs/>
+        </w:rPr>
+        <w:t>s)</w:t>
+      </w:r>
+      <w:r>
+        <w:rPr>
+          <w:rFonts w:asciiTheme="minorHAnsi" w:hAnsiTheme="minorHAnsi" w:cstheme="minorHAnsi"/>
+          <w:b/>
+          <w:bCs/>
+        </w:rPr>
+        <w:t xml:space="preserve"> </w:t>
+      </w:r>
+    </w:p>
+    <w:p>
+      <w:pPr>
+        <w:pStyle w:val="NormalWeb"/>
+        <w:rPr>
+          <w:rFonts w:asciiTheme="minorHAnsi" w:hAnsiTheme="minorHAnsi" w:cstheme="minorHAnsi"/>
+          <w:b/>
+          <w:bCs/>
+        </w:rPr>
+      </w:pPr>
+      <w:r>
+        <w:rPr>
+          <w:rFonts w:asciiTheme="minorHAnsi" w:hAnsiTheme="minorHAnsi" w:cstheme="minorHAnsi"/>
+          <w:b/>
+          <w:bCs/>
+        </w:rPr>
+        <w:t>V(major).(minor).(patch). Ie: V3.0.1</w:t>
+      </w:r>
+    </w:p>
+    <w:p>
+      <w:pPr>
+        <w:pStyle w:val="NormalWeb"/>
+        <w:rPr>
+          <w:rFonts w:asciiTheme="minorHAnsi" w:hAnsiTheme="minorHAnsi" w:cstheme="minorHAnsi"/>
+        </w:rPr>
+      </w:pPr>
+      <w:r>
+        <w:rPr>
+          <w:rFonts w:asciiTheme="minorHAnsi" w:hAnsiTheme="minorHAnsi" w:cstheme="minorHAnsi"/>
+        </w:rPr>
+        <w:t>- MAJOR — Breaking change: removed/renamed field, type change, removed enum value, new required field, handshake change. Old clients/servers will fail</w:t>
+      </w:r>
+      <w:r>
+        <w:rPr>
+          <w:rFonts w:asciiTheme="minorHAnsi" w:hAnsiTheme="minorHAnsi" w:cstheme="minorHAnsi"/>
+        </w:rPr>
+        <w:t>.</w:t>
+      </w:r>
+      <w:r>
+        <w:rPr>
+          <w:rFonts w:asciiTheme="minorHAnsi" w:hAnsiTheme="minorHAnsi" w:cstheme="minorHAnsi"/>
+        </w:rPr>
+        <w:t xml:space="preserve"> </w:t>
+      </w:r>
+      <w:r>
+        <w:rPr>
+          <w:rFonts w:asciiTheme="minorHAnsi" w:hAnsiTheme="minorHAnsi" w:cstheme="minorHAnsi"/>
+        </w:rPr>
+        <w:t xml:space="preserve">  </w:t>
+      </w:r>
+      <w:r>
+        <w:rPr>
+          <w:rFonts w:asciiTheme="minorHAnsi" w:hAnsiTheme="minorHAnsi" w:cstheme="minorHAnsi"/>
+          <w:b/>
+          <w:bCs/>
+        </w:rPr>
+        <w:t>NOT ALLOWED AFTER DRAFT TR12 becomes ratified.</w:t>
+      </w:r>
+      <w:r>
+        <w:rPr>
+          <w:rFonts w:asciiTheme="minorHAnsi" w:hAnsiTheme="minorHAnsi" w:cstheme="minorHAnsi"/>
+        </w:rPr>
+        <w:t xml:space="preserve">  </w:t>
+      </w:r>
+    </w:p>
+    <w:p>
+      <w:pPr>
+        <w:pStyle w:val="NormalWeb"/>
+        <w:rPr>
+          <w:rFonts w:asciiTheme="minorHAnsi" w:hAnsiTheme="minorHAnsi" w:cstheme="minorHAnsi"/>
+        </w:rPr>
+      </w:pPr>
+      <w:r>
+        <w:rPr>
+          <w:rFonts w:asciiTheme="minorHAnsi" w:hAnsiTheme="minorHAnsi" w:cstheme="minorHAnsi"/>
+        </w:rPr>
+        <w:t xml:space="preserve">- MINOR — Additive, backwards compatible: new optional field, new enum value, new operation, new transport protocol variant. Old code ignores unknowns.                                                                                                                                                                       </w:t>
+      </w:r>
+    </w:p>
+    <w:p>
+      <w:pPr>
+        <w:pStyle w:val="NormalWeb"/>
+        <w:rPr>
+          <w:rFonts w:asciiTheme="minorHAnsi" w:hAnsiTheme="minorHAnsi" w:cstheme="minorHAnsi"/>
+        </w:rPr>
+      </w:pPr>
+      <w:r>
+        <w:rPr>
+          <w:rFonts w:asciiTheme="minorHAnsi" w:hAnsiTheme="minorHAnsi" w:cstheme="minorHAnsi"/>
+        </w:rPr>
+        <w:t>- PATCH — No wire format change: documentation, comments.</w:t>
+      </w:r>
+    </w:p>
+    <w:p>
+      <w:pPr>
+        <w:pStyle w:val="NormalWeb"/>
+        <w:rPr>
+          <w:rFonts w:asciiTheme="minorHAnsi" w:hAnsiTheme="minorHAnsi" w:cstheme="minorHAnsi"/>
+        </w:rPr>
+      </w:pPr>
+      <w:r>
+        <w:rPr>
+          <w:rFonts w:asciiTheme="minorHAnsi" w:hAnsiTheme="minorHAnsi" w:cstheme="minorHAnsi"/>
+          <w:b/>
+          <w:bCs/>
+        </w:rPr>
+        <w:t>A host serve may reject pairing requests</w:t>
+      </w:r>
+      <w:r>
+        <w:rPr>
+          <w:rFonts w:asciiTheme="minorHAnsi" w:hAnsiTheme="minorHAnsi" w:cstheme="minorHAnsi"/>
+        </w:rPr>
+        <w:t xml:space="preserve"> from </w:t>
+      </w:r>
+      <w:r>
+        <w:rPr>
+          <w:rFonts w:asciiTheme="minorHAnsi" w:hAnsiTheme="minorHAnsi" w:cstheme="minorHAnsi"/>
+        </w:rPr>
+        <w:t xml:space="preserve">a </w:t>
+      </w:r>
+      <w:r>
+        <w:rPr>
+          <w:rFonts w:asciiTheme="minorHAnsi" w:hAnsiTheme="minorHAnsi" w:cstheme="minorHAnsi"/>
+        </w:rPr>
+        <w:t>client that has an unsupported version</w:t>
+      </w:r>
+      <w:r>
+        <w:rPr>
+          <w:rFonts w:asciiTheme="minorHAnsi" w:hAnsiTheme="minorHAnsi" w:cstheme="minorHAnsi"/>
+        </w:rPr>
+        <w:t xml:space="preserve">, though this is not strictly a problem provided the versioning protocol has been applied </w:t>
+      </w:r>
+    </w:p>
+    <w:p>
+      <w:pPr>
+        <w:pStyle w:val="Heading2"/>
+        <w:rPr>
+          <w:rFonts w:eastAsia="Times New Roman"/>
+        </w:rPr>
+      </w:pPr>
+      <w:bookmarkStart w:id="37" w:name="_Toc228456651"/>
+      <w:r>
+        <w:rPr>
+          <w:rFonts w:eastAsia="Times New Roman"/>
+        </w:rPr>
+        <w:t xml:space="preserve">The TR-12 </w:t>
+      </w:r>
+      <w:r>
+        <w:rPr>
+          <w:rFonts w:eastAsia="Times New Roman"/>
+        </w:rPr>
+        <w:t>Model</w:t>
+      </w:r>
+      <w:r>
+        <w:rPr>
+          <w:rFonts w:eastAsia="Times New Roman"/>
+        </w:rPr>
+        <w:t>s</w:t>
+      </w:r>
+      <w:bookmarkEnd w:id="37"/>
     </w:p>
     <w:p>
       <w:pPr>
@@ -13345,14 +13692,15 @@
           <w:rFonts w:eastAsia="Times New Roman"/>
         </w:rPr>
       </w:pPr>
-      <w:bookmarkStart w:id="36" w:name="_Toc223523556"/>
+      <w:bookmarkStart w:id="38" w:name="_Toc228456652"/>
       <w:r>
         <w:rPr>
           <w:rFonts w:eastAsia="Times New Roman"/>
         </w:rPr>
+        <w:lastRenderedPageBreak/>
         <w:t>Registration Model</w:t>
       </w:r>
-      <w:bookmarkEnd w:id="36"/>
+      <w:bookmarkEnd w:id="38"/>
     </w:p>
     <w:p>
       <w:pPr>
@@ -13385,14 +13733,7 @@
         <w:rPr>
           <w:rFonts w:asciiTheme="minorHAnsi" w:hAnsiTheme="minorHAnsi" w:cstheme="minorHAnsi"/>
         </w:rPr>
-        <w:t xml:space="preserve"> string), the host renders "type-</w:t>
-      </w:r>
-      <w:r>
-        <w:rPr>
-          <w:rFonts w:asciiTheme="minorHAnsi" w:hAnsiTheme="minorHAnsi" w:cstheme="minorHAnsi"/>
-        </w:rPr>
-        <w:lastRenderedPageBreak/>
-        <w:t xml:space="preserve">appropriate" UI widgets (such as toggles, sliders, </w:t>
+        <w:t xml:space="preserve"> string), the host renders "type-appropriate" UI widgets (such as toggles, sliders, </w:t>
       </w:r>
       <w:r>
         <w:rPr>
@@ -13443,7 +13784,15 @@
           <w:b/>
           <w:bCs/>
         </w:rPr>
-        <w:t>Simple Settings</w:t>
+        <w:t>Standard</w:t>
+      </w:r>
+      <w:r>
+        <w:rPr>
+          <w:rFonts w:asciiTheme="minorHAnsi" w:hAnsiTheme="minorHAnsi" w:cstheme="minorHAnsi"/>
+          <w:b/>
+          <w:bCs/>
+        </w:rPr>
+        <w:t xml:space="preserve"> Settings</w:t>
       </w:r>
       <w:r>
         <w:rPr>
@@ -13553,7 +13902,7 @@
           <w:i/>
           <w:iCs/>
         </w:rPr>
-        <w:t>simpleSettings</w:t>
+        <w:t>standardSettings</w:t>
       </w:r>
       <w:r>
         <w:rPr>
@@ -13646,7 +13995,15 @@
           <w:b/>
           <w:bCs/>
         </w:rPr>
-        <w:t>simpleSettings</w:t>
+        <w:t>standard</w:t>
+      </w:r>
+      <w:r>
+        <w:rPr>
+          <w:rFonts w:asciiTheme="minorHAnsi" w:hAnsiTheme="minorHAnsi" w:cstheme="minorHAnsi"/>
+          <w:b/>
+          <w:bCs/>
+        </w:rPr>
+        <w:t>Settings</w:t>
       </w:r>
       <w:r>
         <w:rPr>
@@ -13709,23 +14066,39 @@
           <w:b/>
           <w:bCs/>
         </w:rPr>
-        <w:t xml:space="preserve">          "info": "Maximum data rate limit (Kbps).",</w:t>
-      </w:r>
-    </w:p>
-    <w:p>
-      <w:pPr>
+        <w:t xml:space="preserve">          </w:t>
+      </w:r>
+      <w:r>
         <w:rPr>
           <w:rFonts w:ascii="Courier New" w:hAnsi="Courier New" w:cs="Courier New"/>
           <w:b/>
           <w:bCs/>
         </w:rPr>
-      </w:pPr>
+        <w:t>“description”</w:t>
+      </w:r>
       <w:r>
         <w:rPr>
           <w:rFonts w:ascii="Courier New" w:hAnsi="Courier New" w:cs="Courier New"/>
           <w:b/>
           <w:bCs/>
         </w:rPr>
+        <w:t>: "Maximum data rate limit (Kbps).",</w:t>
+      </w:r>
+    </w:p>
+    <w:p>
+      <w:pPr>
+        <w:rPr>
+          <w:rFonts w:ascii="Courier New" w:hAnsi="Courier New" w:cs="Courier New"/>
+          <w:b/>
+          <w:bCs/>
+        </w:rPr>
+      </w:pPr>
+      <w:r>
+        <w:rPr>
+          <w:rFonts w:ascii="Courier New" w:hAnsi="Courier New" w:cs="Courier New"/>
+          <w:b/>
+          <w:bCs/>
+        </w:rPr>
         <w:t xml:space="preserve">          "id": "MB01",</w:t>
       </w:r>
     </w:p>
@@ -13887,23 +14260,39 @@
           <w:b/>
           <w:bCs/>
         </w:rPr>
-        <w:t xml:space="preserve">          "info": "Output video dimensions.",</w:t>
-      </w:r>
-    </w:p>
-    <w:p>
-      <w:pPr>
+        <w:t xml:space="preserve">          "</w:t>
+      </w:r>
+      <w:r>
         <w:rPr>
           <w:rFonts w:ascii="Courier New" w:hAnsi="Courier New" w:cs="Courier New"/>
           <w:b/>
           <w:bCs/>
         </w:rPr>
-      </w:pPr>
+        <w:t>description</w:t>
+      </w:r>
       <w:r>
         <w:rPr>
           <w:rFonts w:ascii="Courier New" w:hAnsi="Courier New" w:cs="Courier New"/>
           <w:b/>
           <w:bCs/>
         </w:rPr>
+        <w:t>": "Output video dimensions.",</w:t>
+      </w:r>
+    </w:p>
+    <w:p>
+      <w:pPr>
+        <w:rPr>
+          <w:rFonts w:ascii="Courier New" w:hAnsi="Courier New" w:cs="Courier New"/>
+          <w:b/>
+          <w:bCs/>
+        </w:rPr>
+      </w:pPr>
+      <w:r>
+        <w:rPr>
+          <w:rFonts w:ascii="Courier New" w:hAnsi="Courier New" w:cs="Courier New"/>
+          <w:b/>
+          <w:bCs/>
+        </w:rPr>
         <w:t xml:space="preserve">          "id": "RS01",</w:t>
       </w:r>
     </w:p>
@@ -14177,21 +14566,38 @@
           <w:b/>
           <w:bCs/>
         </w:rPr>
-        <w:t xml:space="preserve">          "info": "H265, 60fps, 40mps, 4k, 3s gop"</w:t>
-      </w:r>
-    </w:p>
-    <w:p>
-      <w:pPr>
-        <w:rPr>
-          <w:rFonts w:asciiTheme="minorHAnsi" w:hAnsiTheme="minorHAnsi" w:cstheme="minorHAnsi"/>
-        </w:rPr>
-      </w:pPr>
+        <w:t xml:space="preserve">          "</w:t>
+      </w:r>
       <w:r>
         <w:rPr>
           <w:rFonts w:ascii="Courier New" w:hAnsi="Courier New" w:cs="Courier New"/>
           <w:b/>
           <w:bCs/>
         </w:rPr>
+        <w:t>description</w:t>
+      </w:r>
+      <w:r>
+        <w:rPr>
+          <w:rFonts w:ascii="Courier New" w:hAnsi="Courier New" w:cs="Courier New"/>
+          <w:b/>
+          <w:bCs/>
+        </w:rPr>
+        <w:t>": "H265, 60fps, 40mps, 4k, 3s gop"</w:t>
+      </w:r>
+    </w:p>
+    <w:p>
+      <w:pPr>
+        <w:rPr>
+          <w:rFonts w:asciiTheme="minorHAnsi" w:hAnsiTheme="minorHAnsi" w:cstheme="minorHAnsi"/>
+        </w:rPr>
+      </w:pPr>
+      <w:r>
+        <w:rPr>
+          <w:rFonts w:ascii="Courier New" w:hAnsi="Courier New" w:cs="Courier New"/>
+          <w:b/>
+          <w:bCs/>
+        </w:rPr>
+        <w:lastRenderedPageBreak/>
         <w:t xml:space="preserve">        },</w:t>
       </w:r>
     </w:p>
@@ -14212,7 +14618,6 @@
         <w:rPr>
           <w:rFonts w:asciiTheme="minorHAnsi" w:hAnsiTheme="minorHAnsi" w:cstheme="minorHAnsi"/>
         </w:rPr>
-        <w:lastRenderedPageBreak/>
         <w:t xml:space="preserve">The host service shall validate Configuration payloads range and enum values against the Registration payload.  </w:t>
       </w:r>
       <w:r>
@@ -14282,14 +14687,14 @@
           <w:rFonts w:eastAsia="Times New Roman"/>
         </w:rPr>
       </w:pPr>
-      <w:bookmarkStart w:id="37" w:name="_Toc223523557"/>
+      <w:bookmarkStart w:id="39" w:name="_Toc228456653"/>
       <w:r>
         <w:rPr>
           <w:rFonts w:eastAsia="Times New Roman"/>
         </w:rPr>
         <w:t>Configuration Model</w:t>
       </w:r>
-      <w:bookmarkEnd w:id="37"/>
+      <w:bookmarkEnd w:id="39"/>
     </w:p>
     <w:p>
       <w:pPr>
@@ -14560,14 +14965,14 @@
           <w:rFonts w:eastAsia="Times New Roman"/>
         </w:rPr>
       </w:pPr>
-      <w:bookmarkStart w:id="38" w:name="_Toc223523558"/>
+      <w:bookmarkStart w:id="40" w:name="_Toc228456654"/>
       <w:r>
         <w:rPr>
           <w:rFonts w:eastAsia="Times New Roman"/>
         </w:rPr>
         <w:t>Status Model</w:t>
       </w:r>
-      <w:bookmarkEnd w:id="38"/>
+      <w:bookmarkEnd w:id="40"/>
     </w:p>
     <w:p>
       <w:pPr>
@@ -14771,23 +15176,39 @@
           <w:b/>
           <w:bCs/>
         </w:rPr>
-        <w:t xml:space="preserve">      "info": "Current CPU utilization."</w:t>
-      </w:r>
-    </w:p>
-    <w:p>
-      <w:pPr>
+        <w:t xml:space="preserve">      "</w:t>
+      </w:r>
+      <w:r>
         <w:rPr>
           <w:rFonts w:ascii="Courier New" w:hAnsi="Courier New" w:cs="Courier New"/>
           <w:b/>
           <w:bCs/>
         </w:rPr>
-      </w:pPr>
+        <w:t>description</w:t>
+      </w:r>
       <w:r>
         <w:rPr>
           <w:rFonts w:ascii="Courier New" w:hAnsi="Courier New" w:cs="Courier New"/>
           <w:b/>
           <w:bCs/>
         </w:rPr>
+        <w:t>": "Current CPU utilization."</w:t>
+      </w:r>
+    </w:p>
+    <w:p>
+      <w:pPr>
+        <w:rPr>
+          <w:rFonts w:ascii="Courier New" w:hAnsi="Courier New" w:cs="Courier New"/>
+          <w:b/>
+          <w:bCs/>
+        </w:rPr>
+      </w:pPr>
+      <w:r>
+        <w:rPr>
+          <w:rFonts w:ascii="Courier New" w:hAnsi="Courier New" w:cs="Courier New"/>
+          <w:b/>
+          <w:bCs/>
+        </w:rPr>
         <w:t xml:space="preserve">    }</w:t>
       </w:r>
     </w:p>
@@ -14908,21 +15329,37 @@
           <w:b/>
           <w:bCs/>
         </w:rPr>
-        <w:t xml:space="preserve">     "info": "Actual bitrate."</w:t>
-      </w:r>
-    </w:p>
-    <w:p>
-      <w:pPr>
-        <w:rPr>
-          <w:rFonts w:asciiTheme="minorHAnsi" w:hAnsiTheme="minorHAnsi" w:cstheme="minorHAnsi"/>
-        </w:rPr>
-      </w:pPr>
+        <w:t xml:space="preserve">     "</w:t>
+      </w:r>
       <w:r>
         <w:rPr>
           <w:rFonts w:ascii="Courier New" w:hAnsi="Courier New" w:cs="Courier New"/>
           <w:b/>
           <w:bCs/>
         </w:rPr>
+        <w:t>description</w:t>
+      </w:r>
+      <w:r>
+        <w:rPr>
+          <w:rFonts w:ascii="Courier New" w:hAnsi="Courier New" w:cs="Courier New"/>
+          <w:b/>
+          <w:bCs/>
+        </w:rPr>
+        <w:t>": "Actual bitrate."</w:t>
+      </w:r>
+    </w:p>
+    <w:p>
+      <w:pPr>
+        <w:rPr>
+          <w:rFonts w:asciiTheme="minorHAnsi" w:hAnsiTheme="minorHAnsi" w:cstheme="minorHAnsi"/>
+        </w:rPr>
+      </w:pPr>
+      <w:r>
+        <w:rPr>
+          <w:rFonts w:ascii="Courier New" w:hAnsi="Courier New" w:cs="Courier New"/>
+          <w:b/>
+          <w:bCs/>
+        </w:rPr>
         <w:t xml:space="preserve">    }</w:t>
       </w:r>
     </w:p>
@@ -14977,7 +15414,7 @@
           <w:rFonts w:asciiTheme="minorHAnsi" w:hAnsiTheme="minorHAnsi" w:cstheme="minorHAnsi"/>
         </w:rPr>
       </w:pPr>
-      <w:bookmarkStart w:id="39" w:name="_Toc223523559"/>
+      <w:bookmarkStart w:id="41" w:name="_Toc228456655"/>
       <w:r>
         <w:rPr>
           <w:rFonts w:asciiTheme="minorHAnsi" w:hAnsiTheme="minorHAnsi" w:cstheme="minorHAnsi"/>
@@ -14990,13 +15427,13 @@
         </w:rPr>
         <w:t xml:space="preserve"> </w:t>
       </w:r>
-      <w:bookmarkEnd w:id="39"/>
       <w:r>
         <w:rPr>
           <w:rFonts w:asciiTheme="minorHAnsi" w:hAnsiTheme="minorHAnsi" w:cstheme="minorHAnsi"/>
         </w:rPr>
         <w:t>Models:</w:t>
       </w:r>
+      <w:bookmarkEnd w:id="41"/>
     </w:p>
     <w:p>
       <w:r>
@@ -15018,154 +15455,6 @@
         </w:r>
       </w:hyperlink>
     </w:p>
-    <w:p/>
-    <w:p>
-      <w:pPr>
-        <w:rPr>
-          <w:rFonts w:asciiTheme="minorHAnsi" w:hAnsiTheme="minorHAnsi" w:cstheme="minorHAnsi"/>
-        </w:rPr>
-      </w:pPr>
-    </w:p>
-    <w:p>
-      <w:pPr>
-        <w:rPr>
-          <w:rFonts w:asciiTheme="minorHAnsi" w:hAnsiTheme="minorHAnsi" w:cstheme="minorHAnsi"/>
-        </w:rPr>
-      </w:pPr>
-    </w:p>
-    <w:p>
-      <w:pPr>
-        <w:rPr>
-          <w:rFonts w:asciiTheme="minorHAnsi" w:hAnsiTheme="minorHAnsi" w:cstheme="minorHAnsi"/>
-        </w:rPr>
-      </w:pPr>
-    </w:p>
-    <w:p>
-      <w:pPr>
-        <w:rPr>
-          <w:rFonts w:asciiTheme="minorHAnsi" w:hAnsiTheme="minorHAnsi" w:cstheme="minorHAnsi"/>
-        </w:rPr>
-      </w:pPr>
-    </w:p>
-    <w:p>
-      <w:pPr>
-        <w:rPr>
-          <w:rFonts w:asciiTheme="minorHAnsi" w:hAnsiTheme="minorHAnsi" w:cstheme="minorHAnsi"/>
-        </w:rPr>
-      </w:pPr>
-    </w:p>
-    <w:p>
-      <w:pPr>
-        <w:pStyle w:val="AppendixH1"/>
-        <w:rPr>
-          <w:rFonts w:asciiTheme="minorHAnsi" w:hAnsiTheme="minorHAnsi" w:cstheme="minorHAnsi"/>
-        </w:rPr>
-      </w:pPr>
-      <w:bookmarkStart w:id="40" w:name="_Toc223523564"/>
-      <w:r>
-        <w:rPr>
-          <w:rFonts w:asciiTheme="minorHAnsi" w:hAnsiTheme="minorHAnsi" w:cstheme="minorHAnsi"/>
-        </w:rPr>
-        <w:t>CSR Certificate Signing Request Example</w:t>
-      </w:r>
-      <w:bookmarkEnd w:id="40"/>
-    </w:p>
-    <w:p>
-      <w:pPr>
-        <w:rPr>
-          <w:rFonts w:asciiTheme="minorHAnsi" w:hAnsiTheme="minorHAnsi" w:cstheme="minorHAnsi"/>
-        </w:rPr>
-      </w:pPr>
-    </w:p>
-    <w:p>
-      <w:pPr>
-        <w:rPr>
-          <w:rFonts w:asciiTheme="minorHAnsi" w:hAnsiTheme="minorHAnsi" w:cstheme="minorHAnsi"/>
-          <w:i/>
-          <w:iCs/>
-        </w:rPr>
-      </w:pPr>
-      <w:r>
-        <w:rPr>
-          <w:rFonts w:asciiTheme="minorHAnsi" w:hAnsiTheme="minorHAnsi" w:cstheme="minorHAnsi"/>
-          <w:i/>
-          <w:iCs/>
-        </w:rPr>
-        <w:t xml:space="preserve">The </w:t>
-      </w:r>
-      <w:r>
-        <w:rPr>
-          <w:rFonts w:asciiTheme="minorHAnsi" w:hAnsiTheme="minorHAnsi" w:cstheme="minorHAnsi"/>
-          <w:i/>
-          <w:iCs/>
-        </w:rPr>
-        <w:t>TR-12</w:t>
-      </w:r>
-      <w:r>
-        <w:rPr>
-          <w:rFonts w:asciiTheme="minorHAnsi" w:hAnsiTheme="minorHAnsi" w:cstheme="minorHAnsi"/>
-          <w:i/>
-          <w:iCs/>
-        </w:rPr>
-        <w:t xml:space="preserve"> </w:t>
-      </w:r>
-      <w:r>
-        <w:rPr>
-          <w:rFonts w:asciiTheme="minorHAnsi" w:hAnsiTheme="minorHAnsi" w:cstheme="minorHAnsi"/>
-          <w:i/>
-          <w:iCs/>
-        </w:rPr>
-        <w:t xml:space="preserve">client must include </w:t>
-      </w:r>
-      <w:r>
-        <w:rPr>
-          <w:rFonts w:asciiTheme="minorHAnsi" w:hAnsiTheme="minorHAnsi" w:cstheme="minorHAnsi"/>
-          <w:i/>
-          <w:iCs/>
-        </w:rPr>
-        <w:t>an</w:t>
-      </w:r>
-      <w:r>
-        <w:rPr>
-          <w:rFonts w:asciiTheme="minorHAnsi" w:hAnsiTheme="minorHAnsi" w:cstheme="minorHAnsi"/>
-          <w:i/>
-          <w:iCs/>
-        </w:rPr>
-        <w:t xml:space="preserve"> </w:t>
-      </w:r>
-      <w:r>
-        <w:rPr>
-          <w:rFonts w:asciiTheme="minorHAnsi" w:hAnsiTheme="minorHAnsi" w:cstheme="minorHAnsi"/>
-          <w:i/>
-          <w:iCs/>
-        </w:rPr>
-        <w:t xml:space="preserve">X509 </w:t>
-      </w:r>
-      <w:r>
-        <w:rPr>
-          <w:rFonts w:asciiTheme="minorHAnsi" w:hAnsiTheme="minorHAnsi" w:cstheme="minorHAnsi"/>
-          <w:i/>
-          <w:iCs/>
-        </w:rPr>
-        <w:t>Certificate Signing Request</w:t>
-      </w:r>
-      <w:r>
-        <w:rPr>
-          <w:rFonts w:asciiTheme="minorHAnsi" w:hAnsiTheme="minorHAnsi" w:cstheme="minorHAnsi"/>
-          <w:i/>
-          <w:iCs/>
-        </w:rPr>
-        <w:t xml:space="preserve"> (CSR) in the GetPairingCode request model</w:t>
-      </w:r>
-      <w:r>
-        <w:rPr>
-          <w:rFonts w:asciiTheme="minorHAnsi" w:hAnsiTheme="minorHAnsi" w:cstheme="minorHAnsi"/>
-          <w:i/>
-          <w:iCs/>
-        </w:rPr>
-        <w:t xml:space="preserve">.  The following is an example python code snippet that uses the cryptography library to generate a compliant CSR.   CSR generation is well described in the cryptographic standards and widely available in various libraries. </w:t>
-      </w:r>
-    </w:p>
     <w:p>
       <w:pPr>
         <w:shd w:val="clear" w:color="auto" w:fill="F2F2F2" w:themeFill="background1" w:themeFillShade="F2"/>
@@ -15175,302 +15464,6 @@
           <w:szCs w:val="20"/>
         </w:rPr>
       </w:pPr>
-      <w:r>
-        <w:rPr>
-          <w:rFonts w:ascii="Courier New" w:hAnsi="Courier New" w:cs="Courier New"/>
-          <w:sz w:val="20"/>
-          <w:szCs w:val="20"/>
-        </w:rPr>
-        <w:t># Example CSR generated via python cryptography: import x509</w:t>
-      </w:r>
-    </w:p>
-    <w:p>
-      <w:pPr>
-        <w:shd w:val="clear" w:color="auto" w:fill="F2F2F2" w:themeFill="background1" w:themeFillShade="F2"/>
-        <w:rPr>
-          <w:rFonts w:ascii="Courier New" w:hAnsi="Courier New" w:cs="Courier New"/>
-          <w:sz w:val="20"/>
-          <w:szCs w:val="20"/>
-        </w:rPr>
-      </w:pPr>
-      <w:r>
-        <w:rPr>
-          <w:rFonts w:ascii="Courier New" w:hAnsi="Courier New" w:cs="Courier New"/>
-          <w:sz w:val="20"/>
-          <w:szCs w:val="20"/>
-        </w:rPr>
-        <w:t xml:space="preserve"> ...</w:t>
-      </w:r>
-    </w:p>
-    <w:p>
-      <w:pPr>
-        <w:shd w:val="clear" w:color="auto" w:fill="F2F2F2" w:themeFill="background1" w:themeFillShade="F2"/>
-        <w:rPr>
-          <w:rFonts w:ascii="Courier New" w:hAnsi="Courier New" w:cs="Courier New"/>
-          <w:sz w:val="20"/>
-          <w:szCs w:val="20"/>
-        </w:rPr>
-      </w:pPr>
-      <w:r>
-        <w:rPr>
-          <w:rFonts w:ascii="Courier New" w:hAnsi="Courier New" w:cs="Courier New"/>
-          <w:sz w:val="20"/>
-          <w:szCs w:val="20"/>
-        </w:rPr>
-        <w:t xml:space="preserve"> csr = (</w:t>
-      </w:r>
-    </w:p>
-    <w:p>
-      <w:pPr>
-        <w:shd w:val="clear" w:color="auto" w:fill="F2F2F2" w:themeFill="background1" w:themeFillShade="F2"/>
-        <w:rPr>
-          <w:rFonts w:ascii="Courier New" w:hAnsi="Courier New" w:cs="Courier New"/>
-          <w:sz w:val="20"/>
-          <w:szCs w:val="20"/>
-        </w:rPr>
-      </w:pPr>
-      <w:r>
-        <w:rPr>
-          <w:rFonts w:ascii="Courier New" w:hAnsi="Courier New" w:cs="Courier New"/>
-          <w:sz w:val="20"/>
-          <w:szCs w:val="20"/>
-        </w:rPr>
-        <w:t xml:space="preserve">     x509.CertificateSigningRequestBuilder()</w:t>
-      </w:r>
-    </w:p>
-    <w:p>
-      <w:pPr>
-        <w:shd w:val="clear" w:color="auto" w:fill="F2F2F2" w:themeFill="background1" w:themeFillShade="F2"/>
-        <w:rPr>
-          <w:rFonts w:ascii="Courier New" w:hAnsi="Courier New" w:cs="Courier New"/>
-          <w:sz w:val="20"/>
-          <w:szCs w:val="20"/>
-        </w:rPr>
-      </w:pPr>
-      <w:r>
-        <w:rPr>
-          <w:rFonts w:ascii="Courier New" w:hAnsi="Courier New" w:cs="Courier New"/>
-          <w:sz w:val="20"/>
-          <w:szCs w:val="20"/>
-        </w:rPr>
-        <w:t xml:space="preserve">     .subject_name(</w:t>
-      </w:r>
-    </w:p>
-    <w:p>
-      <w:pPr>
-        <w:shd w:val="clear" w:color="auto" w:fill="F2F2F2" w:themeFill="background1" w:themeFillShade="F2"/>
-        <w:rPr>
-          <w:rFonts w:ascii="Courier New" w:hAnsi="Courier New" w:cs="Courier New"/>
-          <w:sz w:val="20"/>
-          <w:szCs w:val="20"/>
-        </w:rPr>
-      </w:pPr>
-      <w:r>
-        <w:rPr>
-          <w:rFonts w:ascii="Courier New" w:hAnsi="Courier New" w:cs="Courier New"/>
-          <w:sz w:val="20"/>
-          <w:szCs w:val="20"/>
-        </w:rPr>
-        <w:t xml:space="preserve">         x509.Name(</w:t>
-      </w:r>
-    </w:p>
-    <w:p>
-      <w:pPr>
-        <w:shd w:val="clear" w:color="auto" w:fill="F2F2F2" w:themeFill="background1" w:themeFillShade="F2"/>
-        <w:rPr>
-          <w:rFonts w:ascii="Courier New" w:hAnsi="Courier New" w:cs="Courier New"/>
-          <w:sz w:val="20"/>
-          <w:szCs w:val="20"/>
-        </w:rPr>
-      </w:pPr>
-      <w:r>
-        <w:rPr>
-          <w:rFonts w:ascii="Courier New" w:hAnsi="Courier New" w:cs="Courier New"/>
-          <w:sz w:val="20"/>
-          <w:szCs w:val="20"/>
-        </w:rPr>
-        <w:t xml:space="preserve">             [</w:t>
-      </w:r>
-    </w:p>
-    <w:p>
-      <w:pPr>
-        <w:shd w:val="clear" w:color="auto" w:fill="F2F2F2" w:themeFill="background1" w:themeFillShade="F2"/>
-        <w:rPr>
-          <w:rFonts w:ascii="Courier New" w:hAnsi="Courier New" w:cs="Courier New"/>
-          <w:sz w:val="20"/>
-          <w:szCs w:val="20"/>
-        </w:rPr>
-      </w:pPr>
-      <w:r>
-        <w:rPr>
-          <w:rFonts w:ascii="Courier New" w:hAnsi="Courier New" w:cs="Courier New"/>
-          <w:sz w:val="20"/>
-          <w:szCs w:val="20"/>
-        </w:rPr>
-        <w:t xml:space="preserve">                 x509.NameAttribute(NameOID.ORGANIZATION_NAME, "VSF-CDD"),</w:t>
-      </w:r>
-    </w:p>
-    <w:p>
-      <w:pPr>
-        <w:shd w:val="clear" w:color="auto" w:fill="F2F2F2" w:themeFill="background1" w:themeFillShade="F2"/>
-        <w:rPr>
-          <w:rFonts w:ascii="Courier New" w:hAnsi="Courier New" w:cs="Courier New"/>
-          <w:sz w:val="20"/>
-          <w:szCs w:val="20"/>
-        </w:rPr>
-      </w:pPr>
-      <w:r>
-        <w:rPr>
-          <w:rFonts w:ascii="Courier New" w:hAnsi="Courier New" w:cs="Courier New"/>
-          <w:sz w:val="20"/>
-          <w:szCs w:val="20"/>
-        </w:rPr>
-        <w:t xml:space="preserve">                 x509.NameAttribute(NameOID.COUNTRY_NAME, "US"),</w:t>
-      </w:r>
-    </w:p>
-    <w:p>
-      <w:pPr>
-        <w:shd w:val="clear" w:color="auto" w:fill="F2F2F2" w:themeFill="background1" w:themeFillShade="F2"/>
-        <w:rPr>
-          <w:rFonts w:ascii="Courier New" w:hAnsi="Courier New" w:cs="Courier New"/>
-          <w:sz w:val="20"/>
-          <w:szCs w:val="20"/>
-        </w:rPr>
-      </w:pPr>
-      <w:r>
-        <w:rPr>
-          <w:rFonts w:ascii="Courier New" w:hAnsi="Courier New" w:cs="Courier New"/>
-          <w:sz w:val="20"/>
-          <w:szCs w:val="20"/>
-        </w:rPr>
-        <w:t xml:space="preserve">             ]</w:t>
-      </w:r>
-    </w:p>
-    <w:p>
-      <w:pPr>
-        <w:shd w:val="clear" w:color="auto" w:fill="F2F2F2" w:themeFill="background1" w:themeFillShade="F2"/>
-        <w:rPr>
-          <w:rFonts w:ascii="Courier New" w:hAnsi="Courier New" w:cs="Courier New"/>
-          <w:sz w:val="20"/>
-          <w:szCs w:val="20"/>
-        </w:rPr>
-      </w:pPr>
-      <w:r>
-        <w:rPr>
-          <w:rFonts w:ascii="Courier New" w:hAnsi="Courier New" w:cs="Courier New"/>
-          <w:sz w:val="20"/>
-          <w:szCs w:val="20"/>
-        </w:rPr>
-        <w:t xml:space="preserve">         )</w:t>
-      </w:r>
-    </w:p>
-    <w:p>
-      <w:pPr>
-        <w:shd w:val="clear" w:color="auto" w:fill="F2F2F2" w:themeFill="background1" w:themeFillShade="F2"/>
-        <w:rPr>
-          <w:rFonts w:ascii="Courier New" w:hAnsi="Courier New" w:cs="Courier New"/>
-          <w:sz w:val="20"/>
-          <w:szCs w:val="20"/>
-        </w:rPr>
-      </w:pPr>
-      <w:r>
-        <w:rPr>
-          <w:rFonts w:ascii="Courier New" w:hAnsi="Courier New" w:cs="Courier New"/>
-          <w:sz w:val="20"/>
-          <w:szCs w:val="20"/>
-        </w:rPr>
-        <w:t xml:space="preserve">     )</w:t>
-      </w:r>
-    </w:p>
-    <w:p>
-      <w:pPr>
-        <w:shd w:val="clear" w:color="auto" w:fill="F2F2F2" w:themeFill="background1" w:themeFillShade="F2"/>
-        <w:rPr>
-          <w:rFonts w:ascii="Courier New" w:hAnsi="Courier New" w:cs="Courier New"/>
-          <w:sz w:val="20"/>
-          <w:szCs w:val="20"/>
-        </w:rPr>
-      </w:pPr>
-      <w:r>
-        <w:rPr>
-          <w:rFonts w:ascii="Courier New" w:hAnsi="Courier New" w:cs="Courier New"/>
-          <w:sz w:val="20"/>
-          <w:szCs w:val="20"/>
-        </w:rPr>
-        <w:t xml:space="preserve">     .sign(private_key_b, hashes.SHA256())</w:t>
-      </w:r>
-    </w:p>
-    <w:p>
-      <w:pPr>
-        <w:shd w:val="clear" w:color="auto" w:fill="F2F2F2" w:themeFill="background1" w:themeFillShade="F2"/>
-        <w:rPr>
-          <w:rFonts w:ascii="Courier New" w:hAnsi="Courier New" w:cs="Courier New"/>
-          <w:sz w:val="20"/>
-          <w:szCs w:val="20"/>
-        </w:rPr>
-      </w:pPr>
-      <w:r>
-        <w:rPr>
-          <w:rFonts w:ascii="Courier New" w:hAnsi="Courier New" w:cs="Courier New"/>
-          <w:sz w:val="20"/>
-          <w:szCs w:val="20"/>
-        </w:rPr>
-        <w:t xml:space="preserve"> )</w:t>
-      </w:r>
-    </w:p>
-    <w:p>
-      <w:pPr>
-        <w:shd w:val="clear" w:color="auto" w:fill="F2F2F2" w:themeFill="background1" w:themeFillShade="F2"/>
-        <w:rPr>
-          <w:rFonts w:ascii="Courier New" w:hAnsi="Courier New" w:cs="Courier New"/>
-          <w:sz w:val="20"/>
-          <w:szCs w:val="20"/>
-        </w:rPr>
-      </w:pPr>
-      <w:r>
-        <w:rPr>
-          <w:rFonts w:ascii="Courier New" w:hAnsi="Courier New" w:cs="Courier New"/>
-          <w:sz w:val="20"/>
-          <w:szCs w:val="20"/>
-        </w:rPr>
-        <w:t xml:space="preserve"> </w:t>
-      </w:r>
-    </w:p>
-    <w:p>
-      <w:pPr>
-        <w:shd w:val="clear" w:color="auto" w:fill="F2F2F2" w:themeFill="background1" w:themeFillShade="F2"/>
-        <w:rPr>
-          <w:rFonts w:ascii="Courier New" w:hAnsi="Courier New" w:cs="Courier New"/>
-          <w:sz w:val="20"/>
-          <w:szCs w:val="20"/>
-        </w:rPr>
-      </w:pPr>
-      <w:r>
-        <w:rPr>
-          <w:rFonts w:ascii="Courier New" w:hAnsi="Courier New" w:cs="Courier New"/>
-          <w:sz w:val="20"/>
-          <w:szCs w:val="20"/>
-        </w:rPr>
-        <w:t># Response is a string, not binary PEM</w:t>
-      </w:r>
-    </w:p>
-    <w:p>
-      <w:pPr>
-        <w:shd w:val="clear" w:color="auto" w:fill="F2F2F2" w:themeFill="background1" w:themeFillShade="F2"/>
-        <w:rPr>
-          <w:rFonts w:ascii="Courier New" w:hAnsi="Courier New" w:cs="Courier New"/>
-          <w:sz w:val="20"/>
-          <w:szCs w:val="20"/>
-        </w:rPr>
-      </w:pPr>
-      <w:r>
-        <w:rPr>
-          <w:rFonts w:ascii="Courier New" w:hAnsi="Courier New" w:cs="Courier New"/>
-          <w:sz w:val="20"/>
-          <w:szCs w:val="20"/>
-        </w:rPr>
-        <w:t xml:space="preserve"> return csr.public_bytes(serialization.Encoding.PEM).decode('utf-8')</w:t>
-      </w:r>
     </w:p>
     <w:sectPr>
       <w:type w:val="continuous"/>
@@ -15682,7 +15675,7 @@
       <w:rPr>
         <w:noProof/>
       </w:rPr>
-      <w:pict w14:anchorId="5E95374B">
+      <w:pict w14:anchorId="14C79465">
         <v:shapetype id="_x0000_t136" coordsize="21600,21600" o:spt="136" adj="10800" path="m@7,l@8,m@5,21600l@6,21600e">
           <v:formulas>
             <v:f eqn="sum #0 0 10800"/>
@@ -15727,7 +15720,7 @@
       <w:rPr>
         <w:noProof/>
       </w:rPr>
-      <w:pict w14:anchorId="27FDD7AF">
+      <w:pict w14:anchorId="07E83940">
         <v:shapetype id="_x0000_t136" coordsize="21600,21600" o:spt="136" adj="10800" path="m@7,l@8,m@5,21600l@6,21600e">
           <v:formulas>
             <v:f eqn="sum #0 0 10800"/>
@@ -15772,7 +15765,7 @@
       <w:rPr>
         <w:noProof/>
       </w:rPr>
-      <w:pict w14:anchorId="5FABDC19">
+      <w:pict w14:anchorId="77A85198">
         <v:shapetype id="_x0000_t136" coordsize="21600,21600" o:spt="136" adj="10800" path="m@7,l@8,m@5,21600l@6,21600e">
           <v:formulas>
             <v:f eqn="sum #0 0 10800"/>
@@ -15942,7 +15935,7 @@
         <w:sz w:val="20"/>
       </w:rPr>
     </w:lvl>
-    <w:lvl w:ilvl="1" w:tentative="1">
+    <w:lvl w:ilvl="1">
       <w:start w:val="1"/>
       <w:numFmt w:val="bullet"/>
       <w:lvlText w:val="o"/>
@@ -17371,6 +17364,119 @@
     </w:lvl>
   </w:abstractNum>
   <w:abstractNum w:abstractNumId="13" w15:restartNumberingAfterBreak="0">
+    <w:nsid w:val="74CB704E"/>
+    <w:multiLevelType w:val="hybridMultilevel"/>
+    <w:tmpl w:val="4CBC3D34"/>
+    <w:lvl w:ilvl="0" w:tplc="04090001">
+      <w:start w:val="1"/>
+      <w:numFmt w:val="bullet"/>
+      <w:lvlText w:val=""/>
+      <w:lvlJc w:val="left"/>
+      <w:pPr>
+        <w:ind w:left="720" w:hanging="360"/>
+      </w:pPr>
+      <w:rPr>
+        <w:rFonts w:ascii="Symbol" w:hAnsi="Symbol" w:hint="default"/>
+      </w:rPr>
+    </w:lvl>
+    <w:lvl w:ilvl="1" w:tplc="04090003" w:tentative="1">
+      <w:start w:val="1"/>
+      <w:numFmt w:val="bullet"/>
+      <w:lvlText w:val="o"/>
+      <w:lvlJc w:val="left"/>
+      <w:pPr>
+        <w:ind w:left="1440" w:hanging="360"/>
+      </w:pPr>
+      <w:rPr>
+        <w:rFonts w:ascii="Courier New" w:hAnsi="Courier New" w:cs="Courier New" w:hint="default"/>
+      </w:rPr>
+    </w:lvl>
+    <w:lvl w:ilvl="2" w:tplc="04090005" w:tentative="1">
+      <w:start w:val="1"/>
+      <w:numFmt w:val="bullet"/>
+      <w:lvlText w:val=""/>
+      <w:lvlJc w:val="left"/>
+      <w:pPr>
+        <w:ind w:left="2160" w:hanging="360"/>
+      </w:pPr>
+      <w:rPr>
+        <w:rFonts w:ascii="Wingdings" w:hAnsi="Wingdings" w:hint="default"/>
+      </w:rPr>
+    </w:lvl>
+    <w:lvl w:ilvl="3" w:tplc="04090001" w:tentative="1">
+      <w:start w:val="1"/>
+      <w:numFmt w:val="bullet"/>
+      <w:lvlText w:val=""/>
+      <w:lvlJc w:val="left"/>
+      <w:pPr>
+        <w:ind w:left="2880" w:hanging="360"/>
+      </w:pPr>
+      <w:rPr>
+        <w:rFonts w:ascii="Symbol" w:hAnsi="Symbol" w:hint="default"/>
+      </w:rPr>
+    </w:lvl>
+    <w:lvl w:ilvl="4" w:tplc="04090003" w:tentative="1">
+      <w:start w:val="1"/>
+      <w:numFmt w:val="bullet"/>
+      <w:lvlText w:val="o"/>
+      <w:lvlJc w:val="left"/>
+      <w:pPr>
+        <w:ind w:left="3600" w:hanging="360"/>
+      </w:pPr>
+      <w:rPr>
+        <w:rFonts w:ascii="Courier New" w:hAnsi="Courier New" w:cs="Courier New" w:hint="default"/>
+      </w:rPr>
+    </w:lvl>
+    <w:lvl w:ilvl="5" w:tplc="04090005" w:tentative="1">
+      <w:start w:val="1"/>
+      <w:numFmt w:val="bullet"/>
+      <w:lvlText w:val=""/>
+      <w:lvlJc w:val="left"/>
+      <w:pPr>
+        <w:ind w:left="4320" w:hanging="360"/>
+      </w:pPr>
+      <w:rPr>
+        <w:rFonts w:ascii="Wingdings" w:hAnsi="Wingdings" w:hint="default"/>
+      </w:rPr>
+    </w:lvl>
+    <w:lvl w:ilvl="6" w:tplc="04090001" w:tentative="1">
+      <w:start w:val="1"/>
+      <w:numFmt w:val="bullet"/>
+      <w:lvlText w:val=""/>
+      <w:lvlJc w:val="left"/>
+      <w:pPr>
+        <w:ind w:left="5040" w:hanging="360"/>
+      </w:pPr>
+      <w:rPr>
+        <w:rFonts w:ascii="Symbol" w:hAnsi="Symbol" w:hint="default"/>
+      </w:rPr>
+    </w:lvl>
+    <w:lvl w:ilvl="7" w:tplc="04090003" w:tentative="1">
+      <w:start w:val="1"/>
+      <w:numFmt w:val="bullet"/>
+      <w:lvlText w:val="o"/>
+      <w:lvlJc w:val="left"/>
+      <w:pPr>
+        <w:ind w:left="5760" w:hanging="360"/>
+      </w:pPr>
+      <w:rPr>
+        <w:rFonts w:ascii="Courier New" w:hAnsi="Courier New" w:cs="Courier New" w:hint="default"/>
+      </w:rPr>
+    </w:lvl>
+    <w:lvl w:ilvl="8" w:tplc="04090005" w:tentative="1">
+      <w:start w:val="1"/>
+      <w:numFmt w:val="bullet"/>
+      <w:lvlText w:val=""/>
+      <w:lvlJc w:val="left"/>
+      <w:pPr>
+        <w:ind w:left="6480" w:hanging="360"/>
+      </w:pPr>
+      <w:rPr>
+        <w:rFonts w:ascii="Wingdings" w:hAnsi="Wingdings" w:hint="default"/>
+      </w:rPr>
+    </w:lvl>
+  </w:abstractNum>
+  <w:abstractNum w:abstractNumId="14" w15:restartNumberingAfterBreak="0">
     <w:nsid w:val="79451B32"/>
     <w:multiLevelType w:val="hybridMultilevel"/>
     <w:tmpl w:val="1102DB36"/>
@@ -17520,10 +17626,13 @@
     <w:abstractNumId w:val="6"/>
   </w:num>
   <w:num w:numId="13" w16cid:durableId="1988171326">
-    <w:abstractNumId w:val="13"/>
+    <w:abstractNumId w:val="14"/>
   </w:num>
   <w:num w:numId="14" w16cid:durableId="1298681806">
     <w:abstractNumId w:val="9"/>
+  </w:num>
+  <w:num w:numId="15" w16cid:durableId="508181340">
+    <w:abstractNumId w:val="13"/>
   </w:num>
   <w:numIdMacAtCleanup w:val="14"/>
 </w:numbering>
